--- a/(e)CRF/Per nummer/45b_Gezondheidseconomisch dagboek (vervolg).docx
+++ b/(e)CRF/Per nummer/45b_Gezondheidseconomisch dagboek (vervolg).docx
@@ -204,127 +204,15 @@
         <w:rPr>
           <w:color w:val="2E3B47"/>
         </w:rPr>
-        <w:t xml:space="preserve">Kwartaal (omcirkel): </w:t>
-      </w:r>
-      <w:proofErr w:type="gramStart"/>
-      <w:r>
-        <w:rPr>
-          <w:color w:val="2E3B47"/>
-        </w:rPr>
-        <w:t>2  /</w:t>
-      </w:r>
-      <w:proofErr w:type="gramEnd"/>
-      <w:r>
-        <w:rPr>
-          <w:color w:val="2E3B47"/>
-        </w:rPr>
-        <w:t xml:space="preserve">  </w:t>
-      </w:r>
-      <w:proofErr w:type="gramStart"/>
-      <w:r>
-        <w:rPr>
-          <w:color w:val="2E3B47"/>
-        </w:rPr>
-        <w:t>3  /</w:t>
-      </w:r>
-      <w:proofErr w:type="gramEnd"/>
-      <w:r>
-        <w:rPr>
-          <w:color w:val="2E3B47"/>
-        </w:rPr>
-        <w:t xml:space="preserve">  </w:t>
-      </w:r>
-      <w:proofErr w:type="gramStart"/>
-      <w:r>
-        <w:rPr>
-          <w:color w:val="2E3B47"/>
-        </w:rPr>
-        <w:t>4  /</w:t>
-      </w:r>
-      <w:proofErr w:type="gramEnd"/>
-      <w:r>
-        <w:rPr>
-          <w:color w:val="2E3B47"/>
-        </w:rPr>
-        <w:t xml:space="preserve">  </w:t>
-      </w:r>
-      <w:proofErr w:type="gramStart"/>
-      <w:r>
-        <w:rPr>
-          <w:color w:val="2E3B47"/>
-        </w:rPr>
-        <w:t>5  /</w:t>
-      </w:r>
-      <w:proofErr w:type="gramEnd"/>
-      <w:r>
-        <w:rPr>
-          <w:color w:val="2E3B47"/>
-        </w:rPr>
-        <w:t xml:space="preserve">  6</w:t>
-      </w:r>
-    </w:p>
-    <w:p>
-      <w:r>
-        <w:rPr>
-          <w:color w:val="2E3B47"/>
-        </w:rPr>
-        <w:t>Periode van invullen: __</w:t>
-      </w:r>
-      <w:proofErr w:type="gramStart"/>
-      <w:r>
-        <w:rPr>
-          <w:color w:val="2E3B47"/>
-        </w:rPr>
-        <w:t>_ /</w:t>
-      </w:r>
-      <w:proofErr w:type="gramEnd"/>
-      <w:r>
-        <w:rPr>
-          <w:color w:val="2E3B47"/>
-        </w:rPr>
-        <w:t xml:space="preserve"> __</w:t>
-      </w:r>
-      <w:proofErr w:type="gramStart"/>
-      <w:r>
-        <w:rPr>
-          <w:color w:val="2E3B47"/>
-        </w:rPr>
-        <w:t>_ /</w:t>
-      </w:r>
-      <w:proofErr w:type="gramEnd"/>
-      <w:r>
-        <w:rPr>
-          <w:color w:val="2E3B47"/>
-        </w:rPr>
-        <w:t xml:space="preserve"> ______   tot   __</w:t>
-      </w:r>
-      <w:proofErr w:type="gramStart"/>
-      <w:r>
-        <w:rPr>
-          <w:color w:val="2E3B47"/>
-        </w:rPr>
-        <w:t>_ /</w:t>
-      </w:r>
-      <w:proofErr w:type="gramEnd"/>
-      <w:r>
-        <w:rPr>
-          <w:color w:val="2E3B47"/>
-        </w:rPr>
-        <w:t xml:space="preserve"> __</w:t>
-      </w:r>
-      <w:proofErr w:type="gramStart"/>
-      <w:r>
-        <w:rPr>
-          <w:color w:val="2E3B47"/>
-        </w:rPr>
-        <w:t>_ /</w:t>
-      </w:r>
-      <w:proofErr w:type="gramEnd"/>
-      <w:r>
-        <w:rPr>
-          <w:color w:val="2E3B47"/>
-        </w:rPr>
-        <w:t xml:space="preserve"> ______</w:t>
+        <w:t>Kwartaal (omcirkel): 2  /  3  /  4  /  5  /  6</w:t>
+      </w:r>
+    </w:p>
+    <w:p>
+      <w:r>
+        <w:rPr>
+          <w:color w:val="2E3B47"/>
+        </w:rPr>
+        <w:t>Periode van invullen: ___ / ___ / ______   tot   ___ / ___ / ______</w:t>
       </w:r>
     </w:p>
     <w:p>
@@ -545,27 +433,15 @@
         <w:rPr>
           <w:color w:val="2E3B47"/>
         </w:rPr>
-        <w:t>☐</w:t>
-      </w:r>
-      <w:r>
-        <w:rPr>
-          <w:color w:val="2E3B47"/>
-        </w:rPr>
-        <w:t xml:space="preserve"> Nee: ik hoef niets aan te passen.</w:t>
-      </w:r>
-    </w:p>
-    <w:p>
-      <w:r>
-        <w:rPr>
-          <w:color w:val="2E3B47"/>
-        </w:rPr>
-        <w:t>☐</w:t>
-      </w:r>
-      <w:r>
-        <w:rPr>
-          <w:color w:val="2E3B47"/>
-        </w:rPr>
-        <w:t xml:space="preserve"> Ja: vul de veranderingen aan in onderstaande tabel.</w:t>
+        <w:t>☐ Nee: ik hoef niets aan te passen.</w:t>
+      </w:r>
+    </w:p>
+    <w:p>
+      <w:r>
+        <w:rPr>
+          <w:color w:val="2E3B47"/>
+        </w:rPr>
+        <w:t>☐ Ja: vul de veranderingen aan in onderstaande tabel.</w:t>
       </w:r>
     </w:p>
     <w:tbl>
@@ -916,43 +792,7 @@
           <w:color w:val="59636E"/>
           <w:sz w:val="18"/>
         </w:rPr>
-        <w:t xml:space="preserve">Soort verandering: stop </w:t>
-      </w:r>
-      <w:proofErr w:type="gramStart"/>
-      <w:r>
-        <w:rPr>
-          <w:i/>
-          <w:color w:val="59636E"/>
-          <w:sz w:val="18"/>
-        </w:rPr>
-        <w:t>medicatie /</w:t>
-      </w:r>
-      <w:proofErr w:type="gramEnd"/>
-      <w:r>
-        <w:rPr>
-          <w:i/>
-          <w:color w:val="59636E"/>
-          <w:sz w:val="18"/>
-        </w:rPr>
-        <w:t xml:space="preserve"> extra </w:t>
-      </w:r>
-      <w:proofErr w:type="gramStart"/>
-      <w:r>
-        <w:rPr>
-          <w:i/>
-          <w:color w:val="59636E"/>
-          <w:sz w:val="18"/>
-        </w:rPr>
-        <w:t>medicatie /</w:t>
-      </w:r>
-      <w:proofErr w:type="gramEnd"/>
-      <w:r>
-        <w:rPr>
-          <w:i/>
-          <w:color w:val="59636E"/>
-          <w:sz w:val="18"/>
-        </w:rPr>
-        <w:t xml:space="preserve"> verandering dosis</w:t>
+        <w:t>Soort verandering: stop medicatie / extra medicatie / verandering dosis</w:t>
       </w:r>
     </w:p>
     <w:p/>
@@ -999,27 +839,15 @@
         <w:rPr>
           <w:color w:val="2E3B47"/>
         </w:rPr>
-        <w:t>☐</w:t>
-      </w:r>
-      <w:r>
-        <w:rPr>
-          <w:color w:val="2E3B47"/>
-        </w:rPr>
-        <w:t xml:space="preserve"> Nee: ik hoef niets aan te passen.</w:t>
-      </w:r>
-    </w:p>
-    <w:p>
-      <w:r>
-        <w:rPr>
-          <w:color w:val="2E3B47"/>
-        </w:rPr>
-        <w:t>☐</w:t>
-      </w:r>
-      <w:r>
-        <w:rPr>
-          <w:color w:val="2E3B47"/>
-        </w:rPr>
-        <w:t xml:space="preserve"> Ja: vul de veranderingen aan in onderstaande tabel.</w:t>
+        <w:t>☐ Nee: ik hoef niets aan te passen.</w:t>
+      </w:r>
+    </w:p>
+    <w:p>
+      <w:r>
+        <w:rPr>
+          <w:color w:val="2E3B47"/>
+        </w:rPr>
+        <w:t>☐ Ja: vul de veranderingen aan in onderstaande tabel.</w:t>
       </w:r>
     </w:p>
     <w:tbl>
@@ -1317,43 +1145,7 @@
           <w:color w:val="59636E"/>
           <w:sz w:val="18"/>
         </w:rPr>
-        <w:t xml:space="preserve">Soort verandering: stop </w:t>
-      </w:r>
-      <w:proofErr w:type="gramStart"/>
-      <w:r>
-        <w:rPr>
-          <w:i/>
-          <w:color w:val="59636E"/>
-          <w:sz w:val="18"/>
-        </w:rPr>
-        <w:t>medicatie /</w:t>
-      </w:r>
-      <w:proofErr w:type="gramEnd"/>
-      <w:r>
-        <w:rPr>
-          <w:i/>
-          <w:color w:val="59636E"/>
-          <w:sz w:val="18"/>
-        </w:rPr>
-        <w:t xml:space="preserve"> extra </w:t>
-      </w:r>
-      <w:proofErr w:type="gramStart"/>
-      <w:r>
-        <w:rPr>
-          <w:i/>
-          <w:color w:val="59636E"/>
-          <w:sz w:val="18"/>
-        </w:rPr>
-        <w:t>medicatie /</w:t>
-      </w:r>
-      <w:proofErr w:type="gramEnd"/>
-      <w:r>
-        <w:rPr>
-          <w:i/>
-          <w:color w:val="59636E"/>
-          <w:sz w:val="18"/>
-        </w:rPr>
-        <w:t xml:space="preserve"> verandering dosis</w:t>
+        <w:t>Soort verandering: stop medicatie / extra medicatie / verandering dosis</w:t>
       </w:r>
     </w:p>
     <w:p/>
@@ -1405,27 +1197,15 @@
         <w:rPr>
           <w:color w:val="2E3B47"/>
         </w:rPr>
-        <w:t>☐</w:t>
-      </w:r>
-      <w:r>
-        <w:rPr>
-          <w:color w:val="2E3B47"/>
-        </w:rPr>
-        <w:t xml:space="preserve"> Nee: ik hoef niets aan te passen.</w:t>
-      </w:r>
-    </w:p>
-    <w:p>
-      <w:r>
-        <w:rPr>
-          <w:color w:val="2E3B47"/>
-        </w:rPr>
-        <w:t>☐</w:t>
-      </w:r>
-      <w:r>
-        <w:rPr>
-          <w:color w:val="2E3B47"/>
-        </w:rPr>
-        <w:t xml:space="preserve"> Ja: vul de veranderingen aan in onderstaande tabel.</w:t>
+        <w:t>☐ Nee: ik hoef niets aan te passen.</w:t>
+      </w:r>
+    </w:p>
+    <w:p>
+      <w:r>
+        <w:rPr>
+          <w:color w:val="2E3B47"/>
+        </w:rPr>
+        <w:t>☐ Ja: vul de veranderingen aan in onderstaande tabel.</w:t>
       </w:r>
     </w:p>
     <w:tbl>
@@ -1723,43 +1503,7 @@
           <w:color w:val="59636E"/>
           <w:sz w:val="18"/>
         </w:rPr>
-        <w:t xml:space="preserve">Soort verandering: stop </w:t>
-      </w:r>
-      <w:proofErr w:type="gramStart"/>
-      <w:r>
-        <w:rPr>
-          <w:i/>
-          <w:color w:val="59636E"/>
-          <w:sz w:val="18"/>
-        </w:rPr>
-        <w:t>medicatie /</w:t>
-      </w:r>
-      <w:proofErr w:type="gramEnd"/>
-      <w:r>
-        <w:rPr>
-          <w:i/>
-          <w:color w:val="59636E"/>
-          <w:sz w:val="18"/>
-        </w:rPr>
-        <w:t xml:space="preserve"> extra </w:t>
-      </w:r>
-      <w:proofErr w:type="gramStart"/>
-      <w:r>
-        <w:rPr>
-          <w:i/>
-          <w:color w:val="59636E"/>
-          <w:sz w:val="18"/>
-        </w:rPr>
-        <w:t>medicatie /</w:t>
-      </w:r>
-      <w:proofErr w:type="gramEnd"/>
-      <w:r>
-        <w:rPr>
-          <w:i/>
-          <w:color w:val="59636E"/>
-          <w:sz w:val="18"/>
-        </w:rPr>
-        <w:t xml:space="preserve"> verandering dosis</w:t>
+        <w:t>Soort verandering: stop medicatie / extra medicatie / verandering dosis</w:t>
       </w:r>
     </w:p>
     <w:p/>
@@ -1806,27 +1550,15 @@
         <w:rPr>
           <w:color w:val="2E3B47"/>
         </w:rPr>
-        <w:t>☐</w:t>
-      </w:r>
-      <w:r>
-        <w:rPr>
-          <w:color w:val="2E3B47"/>
-        </w:rPr>
-        <w:t xml:space="preserve"> Nee: ik hoef niets aan te passen.</w:t>
-      </w:r>
-    </w:p>
-    <w:p>
-      <w:r>
-        <w:rPr>
-          <w:color w:val="2E3B47"/>
-        </w:rPr>
-        <w:t>☐</w:t>
-      </w:r>
-      <w:r>
-        <w:rPr>
-          <w:color w:val="2E3B47"/>
-        </w:rPr>
-        <w:t xml:space="preserve"> Ja: vul de veranderingen aan in onderstaande tabel.</w:t>
+        <w:t>☐ Nee: ik hoef niets aan te passen.</w:t>
+      </w:r>
+    </w:p>
+    <w:p>
+      <w:r>
+        <w:rPr>
+          <w:color w:val="2E3B47"/>
+        </w:rPr>
+        <w:t>☐ Ja: vul de veranderingen aan in onderstaande tabel.</w:t>
       </w:r>
     </w:p>
     <w:tbl>
@@ -2124,43 +1856,7 @@
           <w:color w:val="59636E"/>
           <w:sz w:val="18"/>
         </w:rPr>
-        <w:t xml:space="preserve">Soort verandering: stop </w:t>
-      </w:r>
-      <w:proofErr w:type="gramStart"/>
-      <w:r>
-        <w:rPr>
-          <w:i/>
-          <w:color w:val="59636E"/>
-          <w:sz w:val="18"/>
-        </w:rPr>
-        <w:t>medicatie /</w:t>
-      </w:r>
-      <w:proofErr w:type="gramEnd"/>
-      <w:r>
-        <w:rPr>
-          <w:i/>
-          <w:color w:val="59636E"/>
-          <w:sz w:val="18"/>
-        </w:rPr>
-        <w:t xml:space="preserve"> extra </w:t>
-      </w:r>
-      <w:proofErr w:type="gramStart"/>
-      <w:r>
-        <w:rPr>
-          <w:i/>
-          <w:color w:val="59636E"/>
-          <w:sz w:val="18"/>
-        </w:rPr>
-        <w:t>medicatie /</w:t>
-      </w:r>
-      <w:proofErr w:type="gramEnd"/>
-      <w:r>
-        <w:rPr>
-          <w:i/>
-          <w:color w:val="59636E"/>
-          <w:sz w:val="18"/>
-        </w:rPr>
-        <w:t xml:space="preserve"> verandering dosis</w:t>
+        <w:t>Soort verandering: stop medicatie / extra medicatie / verandering dosis</w:t>
       </w:r>
     </w:p>
     <w:p/>
@@ -2213,27 +1909,15 @@
         <w:rPr>
           <w:color w:val="2E3B47"/>
         </w:rPr>
-        <w:t>☐</w:t>
-      </w:r>
-      <w:r>
-        <w:rPr>
-          <w:color w:val="2E3B47"/>
-        </w:rPr>
-        <w:t xml:space="preserve"> Nee: ik hoef niets aan te passen.</w:t>
-      </w:r>
-    </w:p>
-    <w:p>
-      <w:r>
-        <w:rPr>
-          <w:color w:val="2E3B47"/>
-        </w:rPr>
-        <w:t>☐</w:t>
-      </w:r>
-      <w:r>
-        <w:rPr>
-          <w:color w:val="2E3B47"/>
-        </w:rPr>
-        <w:t xml:space="preserve"> Ja: vul de veranderingen aan in onderstaande tabel.</w:t>
+        <w:t>☐ Nee: ik hoef niets aan te passen.</w:t>
+      </w:r>
+    </w:p>
+    <w:p>
+      <w:r>
+        <w:rPr>
+          <w:color w:val="2E3B47"/>
+        </w:rPr>
+        <w:t>☐ Ja: vul de veranderingen aan in onderstaande tabel.</w:t>
       </w:r>
     </w:p>
     <w:tbl>
@@ -2531,43 +2215,7 @@
           <w:color w:val="59636E"/>
           <w:sz w:val="18"/>
         </w:rPr>
-        <w:t xml:space="preserve">Soort verandering: stop </w:t>
-      </w:r>
-      <w:proofErr w:type="gramStart"/>
-      <w:r>
-        <w:rPr>
-          <w:i/>
-          <w:color w:val="59636E"/>
-          <w:sz w:val="18"/>
-        </w:rPr>
-        <w:t>medicatie /</w:t>
-      </w:r>
-      <w:proofErr w:type="gramEnd"/>
-      <w:r>
-        <w:rPr>
-          <w:i/>
-          <w:color w:val="59636E"/>
-          <w:sz w:val="18"/>
-        </w:rPr>
-        <w:t xml:space="preserve"> extra </w:t>
-      </w:r>
-      <w:proofErr w:type="gramStart"/>
-      <w:r>
-        <w:rPr>
-          <w:i/>
-          <w:color w:val="59636E"/>
-          <w:sz w:val="18"/>
-        </w:rPr>
-        <w:t>medicatie /</w:t>
-      </w:r>
-      <w:proofErr w:type="gramEnd"/>
-      <w:r>
-        <w:rPr>
-          <w:i/>
-          <w:color w:val="59636E"/>
-          <w:sz w:val="18"/>
-        </w:rPr>
-        <w:t xml:space="preserve"> verandering dosis</w:t>
+        <w:t>Soort verandering: stop medicatie / extra medicatie / verandering dosis</w:t>
       </w:r>
     </w:p>
     <w:p/>
@@ -2614,27 +2262,15 @@
         <w:rPr>
           <w:color w:val="2E3B47"/>
         </w:rPr>
-        <w:t>☐</w:t>
-      </w:r>
-      <w:r>
-        <w:rPr>
-          <w:color w:val="2E3B47"/>
-        </w:rPr>
-        <w:t xml:space="preserve"> Nee: ik hoef niets aan te passen.</w:t>
-      </w:r>
-    </w:p>
-    <w:p>
-      <w:r>
-        <w:rPr>
-          <w:color w:val="2E3B47"/>
-        </w:rPr>
-        <w:t>☐</w:t>
-      </w:r>
-      <w:r>
-        <w:rPr>
-          <w:color w:val="2E3B47"/>
-        </w:rPr>
-        <w:t xml:space="preserve"> Ja: vul de veranderingen aan in onderstaande tabel.</w:t>
+        <w:t>☐ Nee: ik hoef niets aan te passen.</w:t>
+      </w:r>
+    </w:p>
+    <w:p>
+      <w:r>
+        <w:rPr>
+          <w:color w:val="2E3B47"/>
+        </w:rPr>
+        <w:t>☐ Ja: vul de veranderingen aan in onderstaande tabel.</w:t>
       </w:r>
     </w:p>
     <w:tbl>
@@ -2932,43 +2568,7 @@
           <w:color w:val="59636E"/>
           <w:sz w:val="18"/>
         </w:rPr>
-        <w:t xml:space="preserve">Soort verandering: stop </w:t>
-      </w:r>
-      <w:proofErr w:type="gramStart"/>
-      <w:r>
-        <w:rPr>
-          <w:i/>
-          <w:color w:val="59636E"/>
-          <w:sz w:val="18"/>
-        </w:rPr>
-        <w:t>medicatie /</w:t>
-      </w:r>
-      <w:proofErr w:type="gramEnd"/>
-      <w:r>
-        <w:rPr>
-          <w:i/>
-          <w:color w:val="59636E"/>
-          <w:sz w:val="18"/>
-        </w:rPr>
-        <w:t xml:space="preserve"> extra </w:t>
-      </w:r>
-      <w:proofErr w:type="gramStart"/>
-      <w:r>
-        <w:rPr>
-          <w:i/>
-          <w:color w:val="59636E"/>
-          <w:sz w:val="18"/>
-        </w:rPr>
-        <w:t>medicatie /</w:t>
-      </w:r>
-      <w:proofErr w:type="gramEnd"/>
-      <w:r>
-        <w:rPr>
-          <w:i/>
-          <w:color w:val="59636E"/>
-          <w:sz w:val="18"/>
-        </w:rPr>
-        <w:t xml:space="preserve"> verandering dosis</w:t>
+        <w:t>Soort verandering: stop medicatie / extra medicatie / verandering dosis</w:t>
       </w:r>
     </w:p>
     <w:p/>
@@ -3021,27 +2621,15 @@
         <w:rPr>
           <w:color w:val="2E3B47"/>
         </w:rPr>
-        <w:t>☐</w:t>
-      </w:r>
-      <w:r>
-        <w:rPr>
-          <w:color w:val="2E3B47"/>
-        </w:rPr>
-        <w:t xml:space="preserve"> Nee: ik hoef niets aan te passen.</w:t>
-      </w:r>
-    </w:p>
-    <w:p>
-      <w:r>
-        <w:rPr>
-          <w:color w:val="2E3B47"/>
-        </w:rPr>
-        <w:t>☐</w:t>
-      </w:r>
-      <w:r>
-        <w:rPr>
-          <w:color w:val="2E3B47"/>
-        </w:rPr>
-        <w:t xml:space="preserve"> Ja: vul de veranderingen aan in onderstaande tabel.</w:t>
+        <w:t>☐ Nee: ik hoef niets aan te passen.</w:t>
+      </w:r>
+    </w:p>
+    <w:p>
+      <w:r>
+        <w:rPr>
+          <w:color w:val="2E3B47"/>
+        </w:rPr>
+        <w:t>☐ Ja: vul de veranderingen aan in onderstaande tabel.</w:t>
       </w:r>
     </w:p>
     <w:tbl>
@@ -3339,43 +2927,7 @@
           <w:color w:val="59636E"/>
           <w:sz w:val="18"/>
         </w:rPr>
-        <w:t xml:space="preserve">Soort verandering: stop </w:t>
-      </w:r>
-      <w:proofErr w:type="gramStart"/>
-      <w:r>
-        <w:rPr>
-          <w:i/>
-          <w:color w:val="59636E"/>
-          <w:sz w:val="18"/>
-        </w:rPr>
-        <w:t>medicatie /</w:t>
-      </w:r>
-      <w:proofErr w:type="gramEnd"/>
-      <w:r>
-        <w:rPr>
-          <w:i/>
-          <w:color w:val="59636E"/>
-          <w:sz w:val="18"/>
-        </w:rPr>
-        <w:t xml:space="preserve"> extra </w:t>
-      </w:r>
-      <w:proofErr w:type="gramStart"/>
-      <w:r>
-        <w:rPr>
-          <w:i/>
-          <w:color w:val="59636E"/>
-          <w:sz w:val="18"/>
-        </w:rPr>
-        <w:t>medicatie /</w:t>
-      </w:r>
-      <w:proofErr w:type="gramEnd"/>
-      <w:r>
-        <w:rPr>
-          <w:i/>
-          <w:color w:val="59636E"/>
-          <w:sz w:val="18"/>
-        </w:rPr>
-        <w:t xml:space="preserve"> verandering dosis</w:t>
+        <w:t>Soort verandering: stop medicatie / extra medicatie / verandering dosis</w:t>
       </w:r>
     </w:p>
     <w:p/>
@@ -3422,27 +2974,15 @@
         <w:rPr>
           <w:color w:val="2E3B47"/>
         </w:rPr>
-        <w:t>☐</w:t>
-      </w:r>
-      <w:r>
-        <w:rPr>
-          <w:color w:val="2E3B47"/>
-        </w:rPr>
-        <w:t xml:space="preserve"> Nee: ik hoef niets aan te passen.</w:t>
-      </w:r>
-    </w:p>
-    <w:p>
-      <w:r>
-        <w:rPr>
-          <w:color w:val="2E3B47"/>
-        </w:rPr>
-        <w:t>☐</w:t>
-      </w:r>
-      <w:r>
-        <w:rPr>
-          <w:color w:val="2E3B47"/>
-        </w:rPr>
-        <w:t xml:space="preserve"> Ja: vul de veranderingen aan in onderstaande tabel.</w:t>
+        <w:t>☐ Nee: ik hoef niets aan te passen.</w:t>
+      </w:r>
+    </w:p>
+    <w:p>
+      <w:r>
+        <w:rPr>
+          <w:color w:val="2E3B47"/>
+        </w:rPr>
+        <w:t>☐ Ja: vul de veranderingen aan in onderstaande tabel.</w:t>
       </w:r>
     </w:p>
     <w:tbl>
@@ -3740,43 +3280,7 @@
           <w:color w:val="59636E"/>
           <w:sz w:val="18"/>
         </w:rPr>
-        <w:t xml:space="preserve">Soort verandering: stop </w:t>
-      </w:r>
-      <w:proofErr w:type="gramStart"/>
-      <w:r>
-        <w:rPr>
-          <w:i/>
-          <w:color w:val="59636E"/>
-          <w:sz w:val="18"/>
-        </w:rPr>
-        <w:t>medicatie /</w:t>
-      </w:r>
-      <w:proofErr w:type="gramEnd"/>
-      <w:r>
-        <w:rPr>
-          <w:i/>
-          <w:color w:val="59636E"/>
-          <w:sz w:val="18"/>
-        </w:rPr>
-        <w:t xml:space="preserve"> extra </w:t>
-      </w:r>
-      <w:proofErr w:type="gramStart"/>
-      <w:r>
-        <w:rPr>
-          <w:i/>
-          <w:color w:val="59636E"/>
-          <w:sz w:val="18"/>
-        </w:rPr>
-        <w:t>medicatie /</w:t>
-      </w:r>
-      <w:proofErr w:type="gramEnd"/>
-      <w:r>
-        <w:rPr>
-          <w:i/>
-          <w:color w:val="59636E"/>
-          <w:sz w:val="18"/>
-        </w:rPr>
-        <w:t xml:space="preserve"> verandering dosis</w:t>
+        <w:t>Soort verandering: stop medicatie / extra medicatie / verandering dosis</w:t>
       </w:r>
     </w:p>
     <w:p/>
@@ -3829,27 +3333,15 @@
         <w:rPr>
           <w:color w:val="2E3B47"/>
         </w:rPr>
-        <w:t>☐</w:t>
-      </w:r>
-      <w:r>
-        <w:rPr>
-          <w:color w:val="2E3B47"/>
-        </w:rPr>
-        <w:t xml:space="preserve"> Nee: ik hoef niets aan te passen.</w:t>
-      </w:r>
-    </w:p>
-    <w:p>
-      <w:r>
-        <w:rPr>
-          <w:color w:val="2E3B47"/>
-        </w:rPr>
-        <w:t>☐</w:t>
-      </w:r>
-      <w:r>
-        <w:rPr>
-          <w:color w:val="2E3B47"/>
-        </w:rPr>
-        <w:t xml:space="preserve"> Ja: vul de veranderingen aan in onderstaande tabel.</w:t>
+        <w:t>☐ Nee: ik hoef niets aan te passen.</w:t>
+      </w:r>
+    </w:p>
+    <w:p>
+      <w:r>
+        <w:rPr>
+          <w:color w:val="2E3B47"/>
+        </w:rPr>
+        <w:t>☐ Ja: vul de veranderingen aan in onderstaande tabel.</w:t>
       </w:r>
     </w:p>
     <w:tbl>
@@ -4147,43 +3639,7 @@
           <w:color w:val="59636E"/>
           <w:sz w:val="18"/>
         </w:rPr>
-        <w:t xml:space="preserve">Soort verandering: stop </w:t>
-      </w:r>
-      <w:proofErr w:type="gramStart"/>
-      <w:r>
-        <w:rPr>
-          <w:i/>
-          <w:color w:val="59636E"/>
-          <w:sz w:val="18"/>
-        </w:rPr>
-        <w:t>medicatie /</w:t>
-      </w:r>
-      <w:proofErr w:type="gramEnd"/>
-      <w:r>
-        <w:rPr>
-          <w:i/>
-          <w:color w:val="59636E"/>
-          <w:sz w:val="18"/>
-        </w:rPr>
-        <w:t xml:space="preserve"> extra </w:t>
-      </w:r>
-      <w:proofErr w:type="gramStart"/>
-      <w:r>
-        <w:rPr>
-          <w:i/>
-          <w:color w:val="59636E"/>
-          <w:sz w:val="18"/>
-        </w:rPr>
-        <w:t>medicatie /</w:t>
-      </w:r>
-      <w:proofErr w:type="gramEnd"/>
-      <w:r>
-        <w:rPr>
-          <w:i/>
-          <w:color w:val="59636E"/>
-          <w:sz w:val="18"/>
-        </w:rPr>
-        <w:t xml:space="preserve"> verandering dosis</w:t>
+        <w:t>Soort verandering: stop medicatie / extra medicatie / verandering dosis</w:t>
       </w:r>
     </w:p>
     <w:p/>
@@ -4230,27 +3686,15 @@
         <w:rPr>
           <w:color w:val="2E3B47"/>
         </w:rPr>
-        <w:t>☐</w:t>
-      </w:r>
-      <w:r>
-        <w:rPr>
-          <w:color w:val="2E3B47"/>
-        </w:rPr>
-        <w:t xml:space="preserve"> Nee: ik hoef niets aan te passen.</w:t>
-      </w:r>
-    </w:p>
-    <w:p>
-      <w:r>
-        <w:rPr>
-          <w:color w:val="2E3B47"/>
-        </w:rPr>
-        <w:t>☐</w:t>
-      </w:r>
-      <w:r>
-        <w:rPr>
-          <w:color w:val="2E3B47"/>
-        </w:rPr>
-        <w:t xml:space="preserve"> Ja: vul de veranderingen aan in onderstaande tabel.</w:t>
+        <w:t>☐ Nee: ik hoef niets aan te passen.</w:t>
+      </w:r>
+    </w:p>
+    <w:p>
+      <w:r>
+        <w:rPr>
+          <w:color w:val="2E3B47"/>
+        </w:rPr>
+        <w:t>☐ Ja: vul de veranderingen aan in onderstaande tabel.</w:t>
       </w:r>
     </w:p>
     <w:tbl>
@@ -4548,43 +3992,7 @@
           <w:color w:val="59636E"/>
           <w:sz w:val="18"/>
         </w:rPr>
-        <w:t xml:space="preserve">Soort verandering: stop </w:t>
-      </w:r>
-      <w:proofErr w:type="gramStart"/>
-      <w:r>
-        <w:rPr>
-          <w:i/>
-          <w:color w:val="59636E"/>
-          <w:sz w:val="18"/>
-        </w:rPr>
-        <w:t>medicatie /</w:t>
-      </w:r>
-      <w:proofErr w:type="gramEnd"/>
-      <w:r>
-        <w:rPr>
-          <w:i/>
-          <w:color w:val="59636E"/>
-          <w:sz w:val="18"/>
-        </w:rPr>
-        <w:t xml:space="preserve"> extra </w:t>
-      </w:r>
-      <w:proofErr w:type="gramStart"/>
-      <w:r>
-        <w:rPr>
-          <w:i/>
-          <w:color w:val="59636E"/>
-          <w:sz w:val="18"/>
-        </w:rPr>
-        <w:t>medicatie /</w:t>
-      </w:r>
-      <w:proofErr w:type="gramEnd"/>
-      <w:r>
-        <w:rPr>
-          <w:i/>
-          <w:color w:val="59636E"/>
-          <w:sz w:val="18"/>
-        </w:rPr>
-        <w:t xml:space="preserve"> verandering dosis</w:t>
+        <w:t>Soort verandering: stop medicatie / extra medicatie / verandering dosis</w:t>
       </w:r>
     </w:p>
     <w:p/>
@@ -4637,27 +4045,15 @@
         <w:rPr>
           <w:color w:val="2E3B47"/>
         </w:rPr>
-        <w:t>☐</w:t>
-      </w:r>
-      <w:r>
-        <w:rPr>
-          <w:color w:val="2E3B47"/>
-        </w:rPr>
-        <w:t xml:space="preserve"> Nee: ik hoef niets aan te passen.</w:t>
-      </w:r>
-    </w:p>
-    <w:p>
-      <w:r>
-        <w:rPr>
-          <w:color w:val="2E3B47"/>
-        </w:rPr>
-        <w:t>☐</w:t>
-      </w:r>
-      <w:r>
-        <w:rPr>
-          <w:color w:val="2E3B47"/>
-        </w:rPr>
-        <w:t xml:space="preserve"> Ja: vul de veranderingen aan in onderstaande tabel.</w:t>
+        <w:t>☐ Nee: ik hoef niets aan te passen.</w:t>
+      </w:r>
+    </w:p>
+    <w:p>
+      <w:r>
+        <w:rPr>
+          <w:color w:val="2E3B47"/>
+        </w:rPr>
+        <w:t>☐ Ja: vul de veranderingen aan in onderstaande tabel.</w:t>
       </w:r>
     </w:p>
     <w:tbl>
@@ -4955,43 +4351,7 @@
           <w:color w:val="59636E"/>
           <w:sz w:val="18"/>
         </w:rPr>
-        <w:t xml:space="preserve">Soort verandering: stop </w:t>
-      </w:r>
-      <w:proofErr w:type="gramStart"/>
-      <w:r>
-        <w:rPr>
-          <w:i/>
-          <w:color w:val="59636E"/>
-          <w:sz w:val="18"/>
-        </w:rPr>
-        <w:t>medicatie /</w:t>
-      </w:r>
-      <w:proofErr w:type="gramEnd"/>
-      <w:r>
-        <w:rPr>
-          <w:i/>
-          <w:color w:val="59636E"/>
-          <w:sz w:val="18"/>
-        </w:rPr>
-        <w:t xml:space="preserve"> extra </w:t>
-      </w:r>
-      <w:proofErr w:type="gramStart"/>
-      <w:r>
-        <w:rPr>
-          <w:i/>
-          <w:color w:val="59636E"/>
-          <w:sz w:val="18"/>
-        </w:rPr>
-        <w:t>medicatie /</w:t>
-      </w:r>
-      <w:proofErr w:type="gramEnd"/>
-      <w:r>
-        <w:rPr>
-          <w:i/>
-          <w:color w:val="59636E"/>
-          <w:sz w:val="18"/>
-        </w:rPr>
-        <w:t xml:space="preserve"> verandering dosis</w:t>
+        <w:t>Soort verandering: stop medicatie / extra medicatie / verandering dosis</w:t>
       </w:r>
     </w:p>
     <w:p/>
@@ -5038,27 +4398,15 @@
         <w:rPr>
           <w:color w:val="2E3B47"/>
         </w:rPr>
-        <w:t>☐</w:t>
-      </w:r>
-      <w:r>
-        <w:rPr>
-          <w:color w:val="2E3B47"/>
-        </w:rPr>
-        <w:t xml:space="preserve"> Nee: ik hoef niets aan te passen.</w:t>
-      </w:r>
-    </w:p>
-    <w:p>
-      <w:r>
-        <w:rPr>
-          <w:color w:val="2E3B47"/>
-        </w:rPr>
-        <w:t>☐</w:t>
-      </w:r>
-      <w:r>
-        <w:rPr>
-          <w:color w:val="2E3B47"/>
-        </w:rPr>
-        <w:t xml:space="preserve"> Ja: vul de veranderingen aan in onderstaande tabel.</w:t>
+        <w:t>☐ Nee: ik hoef niets aan te passen.</w:t>
+      </w:r>
+    </w:p>
+    <w:p>
+      <w:r>
+        <w:rPr>
+          <w:color w:val="2E3B47"/>
+        </w:rPr>
+        <w:t>☐ Ja: vul de veranderingen aan in onderstaande tabel.</w:t>
       </w:r>
     </w:p>
     <w:tbl>
@@ -5356,59 +4704,7 @@
           <w:color w:val="59636E"/>
           <w:sz w:val="18"/>
         </w:rPr>
-        <w:t xml:space="preserve">Soort verandering: stop </w:t>
-      </w:r>
-      <w:proofErr w:type="gramStart"/>
-      <w:r>
-        <w:rPr>
-          <w:i/>
-          <w:color w:val="59636E"/>
-          <w:sz w:val="18"/>
-        </w:rPr>
-        <w:t>medicatie /</w:t>
-      </w:r>
-      <w:proofErr w:type="gramEnd"/>
-      <w:r>
-        <w:rPr>
-          <w:i/>
-          <w:color w:val="59636E"/>
-          <w:sz w:val="18"/>
-        </w:rPr>
-        <w:t xml:space="preserve"> e</w:t>
-      </w:r>
-      <w:r>
-        <w:rPr>
-          <w:i/>
-          <w:color w:val="59636E"/>
-          <w:sz w:val="18"/>
-        </w:rPr>
-        <w:t>x</w:t>
-      </w:r>
-      <w:r>
-        <w:rPr>
-          <w:i/>
-          <w:color w:val="59636E"/>
-          <w:sz w:val="18"/>
-        </w:rPr>
-        <w:t xml:space="preserve">tra </w:t>
-      </w:r>
-      <w:proofErr w:type="gramStart"/>
-      <w:r>
-        <w:rPr>
-          <w:i/>
-          <w:color w:val="59636E"/>
-          <w:sz w:val="18"/>
-        </w:rPr>
-        <w:t>medicatie /</w:t>
-      </w:r>
-      <w:proofErr w:type="gramEnd"/>
-      <w:r>
-        <w:rPr>
-          <w:i/>
-          <w:color w:val="59636E"/>
-          <w:sz w:val="18"/>
-        </w:rPr>
-        <w:t xml:space="preserve"> verandering dosis</w:t>
+        <w:t>Soort verandering: stop medicatie / extra medicatie / verandering dosis</w:t>
       </w:r>
     </w:p>
     <w:p/>
@@ -5461,27 +4757,15 @@
         <w:rPr>
           <w:color w:val="2E3B47"/>
         </w:rPr>
-        <w:t>☐</w:t>
-      </w:r>
-      <w:r>
-        <w:rPr>
-          <w:color w:val="2E3B47"/>
-        </w:rPr>
-        <w:t xml:space="preserve"> Nee: ik hoef niets aan te passen.</w:t>
-      </w:r>
-    </w:p>
-    <w:p>
-      <w:r>
-        <w:rPr>
-          <w:color w:val="2E3B47"/>
-        </w:rPr>
-        <w:t>☐</w:t>
-      </w:r>
-      <w:r>
-        <w:rPr>
-          <w:color w:val="2E3B47"/>
-        </w:rPr>
-        <w:t xml:space="preserve"> Ja: vul de veranderingen aan in onderstaande tabel.</w:t>
+        <w:t>☐ Nee: ik hoef niets aan te passen.</w:t>
+      </w:r>
+    </w:p>
+    <w:p>
+      <w:r>
+        <w:rPr>
+          <w:color w:val="2E3B47"/>
+        </w:rPr>
+        <w:t>☐ Ja: vul de veranderingen aan in onderstaande tabel.</w:t>
       </w:r>
     </w:p>
     <w:tbl>
@@ -5779,43 +5063,7 @@
           <w:color w:val="59636E"/>
           <w:sz w:val="18"/>
         </w:rPr>
-        <w:t xml:space="preserve">Soort verandering: stop </w:t>
-      </w:r>
-      <w:proofErr w:type="gramStart"/>
-      <w:r>
-        <w:rPr>
-          <w:i/>
-          <w:color w:val="59636E"/>
-          <w:sz w:val="18"/>
-        </w:rPr>
-        <w:t>medicatie /</w:t>
-      </w:r>
-      <w:proofErr w:type="gramEnd"/>
-      <w:r>
-        <w:rPr>
-          <w:i/>
-          <w:color w:val="59636E"/>
-          <w:sz w:val="18"/>
-        </w:rPr>
-        <w:t xml:space="preserve"> extra </w:t>
-      </w:r>
-      <w:proofErr w:type="gramStart"/>
-      <w:r>
-        <w:rPr>
-          <w:i/>
-          <w:color w:val="59636E"/>
-          <w:sz w:val="18"/>
-        </w:rPr>
-        <w:t>medicatie /</w:t>
-      </w:r>
-      <w:proofErr w:type="gramEnd"/>
-      <w:r>
-        <w:rPr>
-          <w:i/>
-          <w:color w:val="59636E"/>
-          <w:sz w:val="18"/>
-        </w:rPr>
-        <w:t xml:space="preserve"> verandering dosis</w:t>
+        <w:t>Soort verandering: stop medicatie / extra medicatie / verandering dosis</w:t>
       </w:r>
     </w:p>
     <w:p/>
@@ -6024,77 +5272,7 @@
               <w:rPr>
                 <w:color w:val="2E3B47"/>
               </w:rPr>
-              <w:t>__</w:t>
-            </w:r>
-            <w:proofErr w:type="gramStart"/>
-            <w:r>
-              <w:rPr>
-                <w:color w:val="2E3B47"/>
-              </w:rPr>
-              <w:t>_ /</w:t>
-            </w:r>
-            <w:proofErr w:type="gramEnd"/>
-            <w:r>
-              <w:rPr>
-                <w:color w:val="2E3B47"/>
-              </w:rPr>
-              <w:t xml:space="preserve"> __</w:t>
-            </w:r>
-            <w:proofErr w:type="gramStart"/>
-            <w:r>
-              <w:rPr>
-                <w:color w:val="2E3B47"/>
-              </w:rPr>
-              <w:t>_ /</w:t>
-            </w:r>
-            <w:proofErr w:type="gramEnd"/>
-            <w:r>
-              <w:rPr>
-                <w:color w:val="2E3B47"/>
-              </w:rPr>
-              <w:t xml:space="preserve"> _____</w:t>
-            </w:r>
-            <w:proofErr w:type="gramStart"/>
-            <w:r>
-              <w:rPr>
-                <w:color w:val="2E3B47"/>
-              </w:rPr>
-              <w:t>_  tot</w:t>
-            </w:r>
-            <w:proofErr w:type="gramEnd"/>
-            <w:r>
-              <w:rPr>
-                <w:color w:val="2E3B47"/>
-              </w:rPr>
-              <w:t xml:space="preserve">  __</w:t>
-            </w:r>
-            <w:proofErr w:type="gramStart"/>
-            <w:r>
-              <w:rPr>
-                <w:color w:val="2E3B47"/>
-              </w:rPr>
-              <w:t>_ /</w:t>
-            </w:r>
-            <w:proofErr w:type="gramEnd"/>
-            <w:r>
-              <w:rPr>
-                <w:color w:val="2E3B47"/>
-              </w:rPr>
-              <w:t xml:space="preserve"> __</w:t>
-            </w:r>
-            <w:proofErr w:type="gramStart"/>
-            <w:r>
-              <w:rPr>
-                <w:color w:val="2E3B47"/>
-              </w:rPr>
-              <w:t>_ /</w:t>
-            </w:r>
-            <w:proofErr w:type="gramEnd"/>
-            <w:r>
-              <w:rPr>
-                <w:color w:val="2E3B47"/>
-              </w:rPr>
-              <w:t xml:space="preserve"> ______ (dag/maand/jaar)</w:t>
+              <w:t>___ / ___ / ______  tot  ___ / ___ / ______ (dag/maand/jaar)</w:t>
             </w:r>
           </w:p>
         </w:tc>
@@ -6134,21 +5312,7 @@
               <w:rPr>
                 <w:color w:val="2E3B47"/>
               </w:rPr>
-              <w:t xml:space="preserve">................. </w:t>
-            </w:r>
-            <w:proofErr w:type="gramStart"/>
-            <w:r>
-              <w:rPr>
-                <w:color w:val="2E3B47"/>
-              </w:rPr>
-              <w:t>per</w:t>
-            </w:r>
-            <w:proofErr w:type="gramEnd"/>
-            <w:r>
-              <w:rPr>
-                <w:color w:val="2E3B47"/>
-              </w:rPr>
-              <w:t xml:space="preserve"> week   OF   totaal aantal keer: .................</w:t>
+              <w:t>................. per week   OF   totaal aantal keer: .................</w:t>
             </w:r>
           </w:p>
         </w:tc>
@@ -6188,13 +5352,7 @@
               <w:rPr>
                 <w:color w:val="2E3B47"/>
               </w:rPr>
-              <w:t>☐</w:t>
-            </w:r>
-            <w:r>
-              <w:rPr>
-                <w:color w:val="2E3B47"/>
-              </w:rPr>
-              <w:t xml:space="preserve"> Kinesist   ☐ Ergotherapeut   ☐ Podotherapeut   ☐ Andere: ........................</w:t>
+              <w:t>☐ Kinesist   ☐ Ergotherapeut   ☐ Podotherapeut   ☐ Andere: ........................</w:t>
             </w:r>
           </w:p>
         </w:tc>
@@ -6234,13 +5392,7 @@
               <w:rPr>
                 <w:color w:val="2E3B47"/>
               </w:rPr>
-              <w:t>☐</w:t>
-            </w:r>
-            <w:r>
-              <w:rPr>
-                <w:color w:val="2E3B47"/>
-              </w:rPr>
-              <w:t xml:space="preserve"> Minder dan 1 uur   ☐ 1 tot 2 uur   ☐ 3 tot 4 uur   ☐ Meer dan 4 uur</w:t>
+              <w:t>☐ Minder dan 1 uur   ☐ 1 tot 2 uur   ☐ 3 tot 4 uur   ☐ Meer dan 4 uur</w:t>
             </w:r>
           </w:p>
         </w:tc>
@@ -6287,11 +5439,6 @@
                 <w:color w:val="2E3B47"/>
               </w:rPr>
               <w:br/>
-            </w:r>
-            <w:r>
-              <w:rPr>
-                <w:color w:val="2E3B47"/>
-              </w:rPr>
               <w:t>Remgeld (€): ..........  Aandeel verzekering: ..........</w:t>
             </w:r>
           </w:p>
@@ -6365,77 +5512,7 @@
               <w:rPr>
                 <w:color w:val="2E3B47"/>
               </w:rPr>
-              <w:t>__</w:t>
-            </w:r>
-            <w:proofErr w:type="gramStart"/>
-            <w:r>
-              <w:rPr>
-                <w:color w:val="2E3B47"/>
-              </w:rPr>
-              <w:t>_ /</w:t>
-            </w:r>
-            <w:proofErr w:type="gramEnd"/>
-            <w:r>
-              <w:rPr>
-                <w:color w:val="2E3B47"/>
-              </w:rPr>
-              <w:t xml:space="preserve"> __</w:t>
-            </w:r>
-            <w:proofErr w:type="gramStart"/>
-            <w:r>
-              <w:rPr>
-                <w:color w:val="2E3B47"/>
-              </w:rPr>
-              <w:t>_ /</w:t>
-            </w:r>
-            <w:proofErr w:type="gramEnd"/>
-            <w:r>
-              <w:rPr>
-                <w:color w:val="2E3B47"/>
-              </w:rPr>
-              <w:t xml:space="preserve"> _____</w:t>
-            </w:r>
-            <w:proofErr w:type="gramStart"/>
-            <w:r>
-              <w:rPr>
-                <w:color w:val="2E3B47"/>
-              </w:rPr>
-              <w:t>_  tot</w:t>
-            </w:r>
-            <w:proofErr w:type="gramEnd"/>
-            <w:r>
-              <w:rPr>
-                <w:color w:val="2E3B47"/>
-              </w:rPr>
-              <w:t xml:space="preserve">  __</w:t>
-            </w:r>
-            <w:proofErr w:type="gramStart"/>
-            <w:r>
-              <w:rPr>
-                <w:color w:val="2E3B47"/>
-              </w:rPr>
-              <w:t>_ /</w:t>
-            </w:r>
-            <w:proofErr w:type="gramEnd"/>
-            <w:r>
-              <w:rPr>
-                <w:color w:val="2E3B47"/>
-              </w:rPr>
-              <w:t xml:space="preserve"> __</w:t>
-            </w:r>
-            <w:proofErr w:type="gramStart"/>
-            <w:r>
-              <w:rPr>
-                <w:color w:val="2E3B47"/>
-              </w:rPr>
-              <w:t>_ /</w:t>
-            </w:r>
-            <w:proofErr w:type="gramEnd"/>
-            <w:r>
-              <w:rPr>
-                <w:color w:val="2E3B47"/>
-              </w:rPr>
-              <w:t xml:space="preserve"> ______ (dag/maand/jaar)</w:t>
+              <w:t>___ / ___ / ______  tot  ___ / ___ / ______ (dag/maand/jaar)</w:t>
             </w:r>
           </w:p>
         </w:tc>
@@ -6475,21 +5552,7 @@
               <w:rPr>
                 <w:color w:val="2E3B47"/>
               </w:rPr>
-              <w:t xml:space="preserve">................. </w:t>
-            </w:r>
-            <w:proofErr w:type="gramStart"/>
-            <w:r>
-              <w:rPr>
-                <w:color w:val="2E3B47"/>
-              </w:rPr>
-              <w:t>per</w:t>
-            </w:r>
-            <w:proofErr w:type="gramEnd"/>
-            <w:r>
-              <w:rPr>
-                <w:color w:val="2E3B47"/>
-              </w:rPr>
-              <w:t xml:space="preserve"> week   OF   totaal aantal keer: .................</w:t>
+              <w:t>................. per week   OF   totaal aantal keer: .................</w:t>
             </w:r>
           </w:p>
         </w:tc>
@@ -6529,13 +5592,7 @@
               <w:rPr>
                 <w:color w:val="2E3B47"/>
               </w:rPr>
-              <w:t>☐</w:t>
-            </w:r>
-            <w:r>
-              <w:rPr>
-                <w:color w:val="2E3B47"/>
-              </w:rPr>
-              <w:t xml:space="preserve"> Kinesist   ☐ Ergotherapeut   ☐ Podotherapeut   ☐ Andere: ........................</w:t>
+              <w:t>☐ Kinesist   ☐ Ergotherapeut   ☐ Podotherapeut   ☐ Andere: ........................</w:t>
             </w:r>
           </w:p>
         </w:tc>
@@ -6575,13 +5632,7 @@
               <w:rPr>
                 <w:color w:val="2E3B47"/>
               </w:rPr>
-              <w:t>☐</w:t>
-            </w:r>
-            <w:r>
-              <w:rPr>
-                <w:color w:val="2E3B47"/>
-              </w:rPr>
-              <w:t xml:space="preserve"> Minder dan 1 uur   ☐ 1 tot 2 uur   ☐ 3 tot 4 uur   ☐ Meer dan 4 uur</w:t>
+              <w:t>☐ Minder dan 1 uur   ☐ 1 tot 2 uur   ☐ 3 tot 4 uur   ☐ Meer dan 4 uur</w:t>
             </w:r>
           </w:p>
         </w:tc>
@@ -6701,77 +5752,7 @@
               <w:rPr>
                 <w:color w:val="2E3B47"/>
               </w:rPr>
-              <w:t>__</w:t>
-            </w:r>
-            <w:proofErr w:type="gramStart"/>
-            <w:r>
-              <w:rPr>
-                <w:color w:val="2E3B47"/>
-              </w:rPr>
-              <w:t>_ /</w:t>
-            </w:r>
-            <w:proofErr w:type="gramEnd"/>
-            <w:r>
-              <w:rPr>
-                <w:color w:val="2E3B47"/>
-              </w:rPr>
-              <w:t xml:space="preserve"> __</w:t>
-            </w:r>
-            <w:proofErr w:type="gramStart"/>
-            <w:r>
-              <w:rPr>
-                <w:color w:val="2E3B47"/>
-              </w:rPr>
-              <w:t>_ /</w:t>
-            </w:r>
-            <w:proofErr w:type="gramEnd"/>
-            <w:r>
-              <w:rPr>
-                <w:color w:val="2E3B47"/>
-              </w:rPr>
-              <w:t xml:space="preserve"> _____</w:t>
-            </w:r>
-            <w:proofErr w:type="gramStart"/>
-            <w:r>
-              <w:rPr>
-                <w:color w:val="2E3B47"/>
-              </w:rPr>
-              <w:t>_  tot</w:t>
-            </w:r>
-            <w:proofErr w:type="gramEnd"/>
-            <w:r>
-              <w:rPr>
-                <w:color w:val="2E3B47"/>
-              </w:rPr>
-              <w:t xml:space="preserve">  __</w:t>
-            </w:r>
-            <w:proofErr w:type="gramStart"/>
-            <w:r>
-              <w:rPr>
-                <w:color w:val="2E3B47"/>
-              </w:rPr>
-              <w:t>_ /</w:t>
-            </w:r>
-            <w:proofErr w:type="gramEnd"/>
-            <w:r>
-              <w:rPr>
-                <w:color w:val="2E3B47"/>
-              </w:rPr>
-              <w:t xml:space="preserve"> __</w:t>
-            </w:r>
-            <w:proofErr w:type="gramStart"/>
-            <w:r>
-              <w:rPr>
-                <w:color w:val="2E3B47"/>
-              </w:rPr>
-              <w:t>_ /</w:t>
-            </w:r>
-            <w:proofErr w:type="gramEnd"/>
-            <w:r>
-              <w:rPr>
-                <w:color w:val="2E3B47"/>
-              </w:rPr>
-              <w:t xml:space="preserve"> ______ (dag/maand/jaar)</w:t>
+              <w:t>___ / ___ / ______  tot  ___ / ___ / ______ (dag/maand/jaar)</w:t>
             </w:r>
           </w:p>
         </w:tc>
@@ -6811,21 +5792,7 @@
               <w:rPr>
                 <w:color w:val="2E3B47"/>
               </w:rPr>
-              <w:t xml:space="preserve">................. </w:t>
-            </w:r>
-            <w:proofErr w:type="gramStart"/>
-            <w:r>
-              <w:rPr>
-                <w:color w:val="2E3B47"/>
-              </w:rPr>
-              <w:t>per</w:t>
-            </w:r>
-            <w:proofErr w:type="gramEnd"/>
-            <w:r>
-              <w:rPr>
-                <w:color w:val="2E3B47"/>
-              </w:rPr>
-              <w:t xml:space="preserve"> week   OF   totaal aantal keer: .................</w:t>
+              <w:t>................. per week   OF   totaal aantal keer: .................</w:t>
             </w:r>
           </w:p>
         </w:tc>
@@ -6865,13 +5832,7 @@
               <w:rPr>
                 <w:color w:val="2E3B47"/>
               </w:rPr>
-              <w:t>☐</w:t>
-            </w:r>
-            <w:r>
-              <w:rPr>
-                <w:color w:val="2E3B47"/>
-              </w:rPr>
-              <w:t xml:space="preserve"> Kinesist   ☐ Ergotherapeut   ☐ Podotherapeut   ☐ Andere: ........................</w:t>
+              <w:t>☐ Kinesist   ☐ Ergotherapeut   ☐ Podotherapeut   ☐ Andere: ........................</w:t>
             </w:r>
           </w:p>
         </w:tc>
@@ -6912,13 +5873,7 @@
               <w:rPr>
                 <w:color w:val="2E3B47"/>
               </w:rPr>
-              <w:t>☐</w:t>
-            </w:r>
-            <w:r>
-              <w:rPr>
-                <w:color w:val="2E3B47"/>
-              </w:rPr>
-              <w:t xml:space="preserve"> Minder dan 1 uur   ☐ 1 tot 2 uur   ☐ 3 tot 4 uur   ☐ Meer dan 4 uur</w:t>
+              <w:t>☐ Minder dan 1 uur   ☐ 1 tot 2 uur   ☐ 3 tot 4 uur   ☐ Meer dan 4 uur</w:t>
             </w:r>
           </w:p>
         </w:tc>
@@ -7327,15 +6282,7 @@
                 <w:sz w:val="20"/>
                 <w:szCs w:val="20"/>
               </w:rPr>
-              <w:t>☐</w:t>
-            </w:r>
-            <w:r>
-              <w:rPr>
-                <w:color w:val="2E3B47"/>
-                <w:sz w:val="20"/>
-                <w:szCs w:val="20"/>
-              </w:rPr>
-              <w:t xml:space="preserve"> Consultatie</w:t>
+              <w:t>☐ Consultatie</w:t>
             </w:r>
             <w:r>
               <w:rPr>
@@ -7400,15 +6347,7 @@
                 <w:sz w:val="20"/>
                 <w:szCs w:val="20"/>
               </w:rPr>
-              <w:t>☐</w:t>
-            </w:r>
-            <w:r>
-              <w:rPr>
-                <w:color w:val="2E3B47"/>
-                <w:sz w:val="20"/>
-                <w:szCs w:val="20"/>
-              </w:rPr>
-              <w:t xml:space="preserve"> Privépraktijk</w:t>
+              <w:t>☐ Privépraktijk</w:t>
             </w:r>
             <w:r>
               <w:rPr>
@@ -7456,15 +6395,7 @@
                 <w:sz w:val="20"/>
                 <w:szCs w:val="20"/>
               </w:rPr>
-              <w:t>☐</w:t>
-            </w:r>
-            <w:r>
-              <w:rPr>
-                <w:color w:val="2E3B47"/>
-                <w:sz w:val="20"/>
-                <w:szCs w:val="20"/>
-              </w:rPr>
-              <w:t xml:space="preserve"> &lt; 1 uur</w:t>
+              <w:t>☐ &lt; 1 uur</w:t>
             </w:r>
             <w:r>
               <w:rPr>
@@ -7588,22 +6519,7 @@
                 <w:szCs w:val="20"/>
               </w:rPr>
               <w:br/>
-            </w:r>
-            <w:r>
-              <w:rPr>
-                <w:color w:val="2E3B47"/>
-                <w:sz w:val="20"/>
-                <w:szCs w:val="20"/>
-              </w:rPr>
-              <w:t>☐</w:t>
-            </w:r>
-            <w:r>
-              <w:rPr>
-                <w:color w:val="2E3B47"/>
-                <w:sz w:val="20"/>
-                <w:szCs w:val="20"/>
-              </w:rPr>
-              <w:t xml:space="preserve"> Podoloog (buiten studie)</w:t>
+              <w:t>☐ Podoloog (buiten studie)</w:t>
             </w:r>
             <w:r>
               <w:rPr>
@@ -7660,15 +6576,7 @@
                 <w:sz w:val="20"/>
                 <w:szCs w:val="20"/>
               </w:rPr>
-              <w:t>☐</w:t>
-            </w:r>
-            <w:r>
-              <w:rPr>
-                <w:color w:val="2E3B47"/>
-                <w:sz w:val="20"/>
-                <w:szCs w:val="20"/>
-              </w:rPr>
-              <w:t xml:space="preserve"> Consultatie</w:t>
+              <w:t>☐ Consultatie</w:t>
             </w:r>
             <w:r>
               <w:rPr>
@@ -7733,15 +6641,7 @@
                 <w:sz w:val="20"/>
                 <w:szCs w:val="20"/>
               </w:rPr>
-              <w:t>☐</w:t>
-            </w:r>
-            <w:r>
-              <w:rPr>
-                <w:color w:val="2E3B47"/>
-                <w:sz w:val="20"/>
-                <w:szCs w:val="20"/>
-              </w:rPr>
-              <w:t xml:space="preserve"> Privépraktijk</w:t>
+              <w:t>☐ Privépraktijk</w:t>
             </w:r>
             <w:r>
               <w:rPr>
@@ -7789,15 +6689,7 @@
                 <w:sz w:val="20"/>
                 <w:szCs w:val="20"/>
               </w:rPr>
-              <w:t>☐</w:t>
-            </w:r>
-            <w:r>
-              <w:rPr>
-                <w:color w:val="2E3B47"/>
-                <w:sz w:val="20"/>
-                <w:szCs w:val="20"/>
-              </w:rPr>
-              <w:t xml:space="preserve"> &lt; 1 uur</w:t>
+              <w:t>☐ &lt; 1 uur</w:t>
             </w:r>
             <w:r>
               <w:rPr>
@@ -7978,15 +6870,7 @@
                 <w:sz w:val="20"/>
                 <w:szCs w:val="20"/>
               </w:rPr>
-              <w:t>☐</w:t>
-            </w:r>
-            <w:r>
-              <w:rPr>
-                <w:color w:val="2E3B47"/>
-                <w:sz w:val="20"/>
-                <w:szCs w:val="20"/>
-              </w:rPr>
-              <w:t xml:space="preserve"> Consultatie</w:t>
+              <w:t>☐ Consultatie</w:t>
             </w:r>
             <w:r>
               <w:rPr>
@@ -8051,15 +6935,7 @@
                 <w:sz w:val="20"/>
                 <w:szCs w:val="20"/>
               </w:rPr>
-              <w:t>☐</w:t>
-            </w:r>
-            <w:r>
-              <w:rPr>
-                <w:color w:val="2E3B47"/>
-                <w:sz w:val="20"/>
-                <w:szCs w:val="20"/>
-              </w:rPr>
-              <w:t xml:space="preserve"> Privépraktijk</w:t>
+              <w:t>☐ Privépraktijk</w:t>
             </w:r>
             <w:r>
               <w:rPr>
@@ -8107,15 +6983,7 @@
                 <w:sz w:val="20"/>
                 <w:szCs w:val="20"/>
               </w:rPr>
-              <w:t>☐</w:t>
-            </w:r>
-            <w:r>
-              <w:rPr>
-                <w:color w:val="2E3B47"/>
-                <w:sz w:val="20"/>
-                <w:szCs w:val="20"/>
-              </w:rPr>
-              <w:t xml:space="preserve"> &lt; 1 uur</w:t>
+              <w:t>☐ &lt; 1 uur</w:t>
             </w:r>
             <w:r>
               <w:rPr>
@@ -8296,15 +7164,7 @@
                 <w:sz w:val="20"/>
                 <w:szCs w:val="20"/>
               </w:rPr>
-              <w:t>☐</w:t>
-            </w:r>
-            <w:r>
-              <w:rPr>
-                <w:color w:val="2E3B47"/>
-                <w:sz w:val="20"/>
-                <w:szCs w:val="20"/>
-              </w:rPr>
-              <w:t xml:space="preserve"> Consultatie</w:t>
+              <w:t>☐ Consultatie</w:t>
             </w:r>
             <w:r>
               <w:rPr>
@@ -8369,15 +7229,7 @@
                 <w:sz w:val="20"/>
                 <w:szCs w:val="20"/>
               </w:rPr>
-              <w:t>☐</w:t>
-            </w:r>
-            <w:r>
-              <w:rPr>
-                <w:color w:val="2E3B47"/>
-                <w:sz w:val="20"/>
-                <w:szCs w:val="20"/>
-              </w:rPr>
-              <w:t xml:space="preserve"> Privépraktijk</w:t>
+              <w:t>☐ Privépraktijk</w:t>
             </w:r>
             <w:r>
               <w:rPr>
@@ -8404,22 +7256,7 @@
                 <w:szCs w:val="20"/>
               </w:rPr>
               <w:br/>
-            </w:r>
-            <w:r>
-              <w:rPr>
-                <w:color w:val="2E3B47"/>
-                <w:sz w:val="20"/>
-                <w:szCs w:val="20"/>
-              </w:rPr>
-              <w:t>☐</w:t>
-            </w:r>
-            <w:r>
-              <w:rPr>
-                <w:color w:val="2E3B47"/>
-                <w:sz w:val="20"/>
-                <w:szCs w:val="20"/>
-              </w:rPr>
-              <w:t xml:space="preserve"> Andere: ......</w:t>
+              <w:t>☐ Andere: ......</w:t>
             </w:r>
           </w:p>
         </w:tc>
@@ -8440,15 +7277,7 @@
                 <w:sz w:val="20"/>
                 <w:szCs w:val="20"/>
               </w:rPr>
-              <w:t>☐</w:t>
-            </w:r>
-            <w:r>
-              <w:rPr>
-                <w:color w:val="2E3B47"/>
-                <w:sz w:val="20"/>
-                <w:szCs w:val="20"/>
-              </w:rPr>
-              <w:t xml:space="preserve"> &lt; 1 uur</w:t>
+              <w:t>☐ &lt; 1 uur</w:t>
             </w:r>
             <w:r>
               <w:rPr>
@@ -8630,15 +7459,7 @@
                 <w:sz w:val="20"/>
                 <w:szCs w:val="20"/>
               </w:rPr>
-              <w:t>☐</w:t>
-            </w:r>
-            <w:r>
-              <w:rPr>
-                <w:color w:val="2E3B47"/>
-                <w:sz w:val="20"/>
-                <w:szCs w:val="20"/>
-              </w:rPr>
-              <w:t xml:space="preserve"> Consultatie</w:t>
+              <w:t>☐ Consultatie</w:t>
             </w:r>
             <w:r>
               <w:rPr>
@@ -8703,15 +7524,7 @@
                 <w:sz w:val="20"/>
                 <w:szCs w:val="20"/>
               </w:rPr>
-              <w:t>☐</w:t>
-            </w:r>
-            <w:r>
-              <w:rPr>
-                <w:color w:val="2E3B47"/>
-                <w:sz w:val="20"/>
-                <w:szCs w:val="20"/>
-              </w:rPr>
-              <w:t xml:space="preserve"> Privépraktijk</w:t>
+              <w:t>☐ Privépraktijk</w:t>
             </w:r>
             <w:r>
               <w:rPr>
@@ -8759,15 +7572,7 @@
                 <w:sz w:val="20"/>
                 <w:szCs w:val="20"/>
               </w:rPr>
-              <w:t>☐</w:t>
-            </w:r>
-            <w:r>
-              <w:rPr>
-                <w:color w:val="2E3B47"/>
-                <w:sz w:val="20"/>
-                <w:szCs w:val="20"/>
-              </w:rPr>
-              <w:t xml:space="preserve"> &lt; 1 uur</w:t>
+              <w:t>☐ &lt; 1 uur</w:t>
             </w:r>
             <w:r>
               <w:rPr>
@@ -8842,13 +7647,6 @@
                 <w:szCs w:val="20"/>
               </w:rPr>
               <w:br/>
-            </w:r>
-            <w:r>
-              <w:rPr>
-                <w:color w:val="2E3B47"/>
-                <w:sz w:val="20"/>
-                <w:szCs w:val="20"/>
-              </w:rPr>
               <w:t>Verzekering: ......</w:t>
             </w:r>
           </w:p>
@@ -8955,15 +7753,7 @@
                 <w:sz w:val="20"/>
                 <w:szCs w:val="20"/>
               </w:rPr>
-              <w:t>☐</w:t>
-            </w:r>
-            <w:r>
-              <w:rPr>
-                <w:color w:val="2E3B47"/>
-                <w:sz w:val="20"/>
-                <w:szCs w:val="20"/>
-              </w:rPr>
-              <w:t xml:space="preserve"> Consultatie</w:t>
+              <w:t>☐ Consultatie</w:t>
             </w:r>
             <w:r>
               <w:rPr>
@@ -9028,15 +7818,7 @@
                 <w:sz w:val="20"/>
                 <w:szCs w:val="20"/>
               </w:rPr>
-              <w:t>☐</w:t>
-            </w:r>
-            <w:r>
-              <w:rPr>
-                <w:color w:val="2E3B47"/>
-                <w:sz w:val="20"/>
-                <w:szCs w:val="20"/>
-              </w:rPr>
-              <w:t xml:space="preserve"> Privépraktijk</w:t>
+              <w:t>☐ Privépraktijk</w:t>
             </w:r>
             <w:r>
               <w:rPr>
@@ -9084,15 +7866,7 @@
                 <w:sz w:val="20"/>
                 <w:szCs w:val="20"/>
               </w:rPr>
-              <w:t>☐</w:t>
-            </w:r>
-            <w:r>
-              <w:rPr>
-                <w:color w:val="2E3B47"/>
-                <w:sz w:val="20"/>
-                <w:szCs w:val="20"/>
-              </w:rPr>
-              <w:t xml:space="preserve"> &lt; 1 uur</w:t>
+              <w:t>☐ &lt; 1 uur</w:t>
             </w:r>
             <w:r>
               <w:rPr>
@@ -9243,22 +8017,7 @@
                 <w:szCs w:val="20"/>
               </w:rPr>
               <w:br/>
-            </w:r>
-            <w:r>
-              <w:rPr>
-                <w:color w:val="2E3B47"/>
-                <w:sz w:val="20"/>
-                <w:szCs w:val="20"/>
-              </w:rPr>
-              <w:t>☐</w:t>
-            </w:r>
-            <w:r>
-              <w:rPr>
-                <w:color w:val="2E3B47"/>
-                <w:sz w:val="20"/>
-                <w:szCs w:val="20"/>
-              </w:rPr>
-              <w:t xml:space="preserve"> Orthopedisch chirurg</w:t>
+              <w:t>☐ Orthopedisch chirurg</w:t>
             </w:r>
             <w:r>
               <w:rPr>
@@ -9288,15 +8047,7 @@
                 <w:sz w:val="20"/>
                 <w:szCs w:val="20"/>
               </w:rPr>
-              <w:t>☐</w:t>
-            </w:r>
-            <w:r>
-              <w:rPr>
-                <w:color w:val="2E3B47"/>
-                <w:sz w:val="20"/>
-                <w:szCs w:val="20"/>
-              </w:rPr>
-              <w:t xml:space="preserve"> Consultatie</w:t>
+              <w:t>☐ Consultatie</w:t>
             </w:r>
             <w:r>
               <w:rPr>
@@ -9361,15 +8112,7 @@
                 <w:sz w:val="20"/>
                 <w:szCs w:val="20"/>
               </w:rPr>
-              <w:t>☐</w:t>
-            </w:r>
-            <w:r>
-              <w:rPr>
-                <w:color w:val="2E3B47"/>
-                <w:sz w:val="20"/>
-                <w:szCs w:val="20"/>
-              </w:rPr>
-              <w:t xml:space="preserve"> Privépraktijk</w:t>
+              <w:t>☐ Privépraktijk</w:t>
             </w:r>
             <w:r>
               <w:rPr>
@@ -9417,15 +8160,7 @@
                 <w:sz w:val="20"/>
                 <w:szCs w:val="20"/>
               </w:rPr>
-              <w:t>☐</w:t>
-            </w:r>
-            <w:r>
-              <w:rPr>
-                <w:color w:val="2E3B47"/>
-                <w:sz w:val="20"/>
-                <w:szCs w:val="20"/>
-              </w:rPr>
-              <w:t xml:space="preserve"> &lt; 1 uur</w:t>
+              <w:t>☐ &lt; 1 uur</w:t>
             </w:r>
             <w:r>
               <w:rPr>
@@ -9606,15 +8341,7 @@
                 <w:sz w:val="20"/>
                 <w:szCs w:val="20"/>
               </w:rPr>
-              <w:t>☐</w:t>
-            </w:r>
-            <w:r>
-              <w:rPr>
-                <w:color w:val="2E3B47"/>
-                <w:sz w:val="20"/>
-                <w:szCs w:val="20"/>
-              </w:rPr>
-              <w:t xml:space="preserve"> Consultatie</w:t>
+              <w:t>☐ Consultatie</w:t>
             </w:r>
             <w:r>
               <w:rPr>
@@ -9679,15 +8406,7 @@
                 <w:sz w:val="20"/>
                 <w:szCs w:val="20"/>
               </w:rPr>
-              <w:t>☐</w:t>
-            </w:r>
-            <w:r>
-              <w:rPr>
-                <w:color w:val="2E3B47"/>
-                <w:sz w:val="20"/>
-                <w:szCs w:val="20"/>
-              </w:rPr>
-              <w:t xml:space="preserve"> Privépraktijk</w:t>
+              <w:t>☐ Privépraktijk</w:t>
             </w:r>
             <w:r>
               <w:rPr>
@@ -9735,15 +8454,7 @@
                 <w:sz w:val="20"/>
                 <w:szCs w:val="20"/>
               </w:rPr>
-              <w:t>☐</w:t>
-            </w:r>
-            <w:r>
-              <w:rPr>
-                <w:color w:val="2E3B47"/>
-                <w:sz w:val="20"/>
-                <w:szCs w:val="20"/>
-              </w:rPr>
-              <w:t xml:space="preserve"> &lt; 1 uur</w:t>
+              <w:t>☐ &lt; 1 uur</w:t>
             </w:r>
             <w:r>
               <w:rPr>
@@ -9864,120 +8575,112 @@
           <w:sz w:val="26"/>
         </w:rPr>
         <w:lastRenderedPageBreak/>
-        <w:t>N</w:t>
-      </w:r>
+        <w:t>Notities:</w:t>
+      </w:r>
+    </w:p>
+    <w:p>
+      <w:r>
+        <w:rPr>
+          <w:color w:val="2E3B47"/>
+        </w:rPr>
+        <w:t>......................................................................................................................</w:t>
+      </w:r>
+    </w:p>
+    <w:p>
+      <w:r>
+        <w:rPr>
+          <w:color w:val="2E3B47"/>
+        </w:rPr>
+        <w:t>......................................................................................................................</w:t>
+      </w:r>
+    </w:p>
+    <w:p>
+      <w:r>
+        <w:rPr>
+          <w:color w:val="2E3B47"/>
+        </w:rPr>
+        <w:t>......................................................................................................................</w:t>
+      </w:r>
+    </w:p>
+    <w:p>
+      <w:r>
+        <w:rPr>
+          <w:color w:val="2E3B47"/>
+        </w:rPr>
+        <w:t>......................................................................................................................</w:t>
+      </w:r>
+    </w:p>
+    <w:p>
+      <w:r>
+        <w:rPr>
+          <w:color w:val="2E3B47"/>
+        </w:rPr>
+        <w:t>......................................................................................................................</w:t>
+      </w:r>
+    </w:p>
+    <w:p>
+      <w:r>
+        <w:rPr>
+          <w:color w:val="2E3B47"/>
+        </w:rPr>
+        <w:t>......................................................................................................................</w:t>
+      </w:r>
+    </w:p>
+    <w:p>
+      <w:r>
+        <w:rPr>
+          <w:color w:val="2E3B47"/>
+        </w:rPr>
+        <w:t>......................................................................................................................</w:t>
+      </w:r>
+    </w:p>
+    <w:p>
+      <w:r>
+        <w:rPr>
+          <w:color w:val="2E3B47"/>
+        </w:rPr>
+        <w:t>......................................................................................................................</w:t>
+      </w:r>
+    </w:p>
+    <w:p>
+      <w:r>
+        <w:rPr>
+          <w:color w:val="2E3B47"/>
+        </w:rPr>
+        <w:t>......................................................................................................................</w:t>
+      </w:r>
+    </w:p>
+    <w:p>
+      <w:r>
+        <w:rPr>
+          <w:color w:val="2E3B47"/>
+        </w:rPr>
+        <w:t>......................................................................................................................</w:t>
+      </w:r>
+    </w:p>
+    <w:p>
+      <w:r>
+        <w:br w:type="page"/>
+      </w:r>
+    </w:p>
+    <w:p>
+      <w:r>
+        <w:rPr>
+          <w:b/>
+          <w:color w:val="123A5F"/>
+          <w:sz w:val="30"/>
+        </w:rPr>
+        <w:lastRenderedPageBreak/>
+        <w:t>Deel 4</w:t>
+      </w:r>
+    </w:p>
+    <w:p>
       <w:r>
         <w:rPr>
           <w:b/>
           <w:color w:val="123A5F"/>
           <w:sz w:val="26"/>
         </w:rPr>
-        <w:t>otities:</w:t>
-      </w:r>
-    </w:p>
-    <w:p>
-      <w:r>
-        <w:rPr>
-          <w:color w:val="2E3B47"/>
-        </w:rPr>
-        <w:t>......................................................................................................................</w:t>
-      </w:r>
-    </w:p>
-    <w:p>
-      <w:r>
-        <w:rPr>
-          <w:color w:val="2E3B47"/>
-        </w:rPr>
-        <w:t>......................................................................................................................</w:t>
-      </w:r>
-    </w:p>
-    <w:p>
-      <w:r>
-        <w:rPr>
-          <w:color w:val="2E3B47"/>
-        </w:rPr>
-        <w:t>......................................................................................................................</w:t>
-      </w:r>
-    </w:p>
-    <w:p>
-      <w:r>
-        <w:rPr>
-          <w:color w:val="2E3B47"/>
-        </w:rPr>
-        <w:t>......................................................................................................................</w:t>
-      </w:r>
-    </w:p>
-    <w:p>
-      <w:r>
-        <w:rPr>
-          <w:color w:val="2E3B47"/>
-        </w:rPr>
-        <w:t>......................................................................................................................</w:t>
-      </w:r>
-    </w:p>
-    <w:p>
-      <w:r>
-        <w:rPr>
-          <w:color w:val="2E3B47"/>
-        </w:rPr>
-        <w:t>......................................................................................................................</w:t>
-      </w:r>
-    </w:p>
-    <w:p>
-      <w:r>
-        <w:rPr>
-          <w:color w:val="2E3B47"/>
-        </w:rPr>
-        <w:t>......................................................................................................................</w:t>
-      </w:r>
-    </w:p>
-    <w:p>
-      <w:r>
-        <w:rPr>
-          <w:color w:val="2E3B47"/>
-        </w:rPr>
-        <w:t>......................................................................................................................</w:t>
-      </w:r>
-    </w:p>
-    <w:p>
-      <w:r>
-        <w:rPr>
-          <w:color w:val="2E3B47"/>
-        </w:rPr>
-        <w:t>......................................................................................................................</w:t>
-      </w:r>
-    </w:p>
-    <w:p>
-      <w:r>
-        <w:rPr>
-          <w:color w:val="2E3B47"/>
-        </w:rPr>
-        <w:t>......................................................................................................................</w:t>
-      </w:r>
-    </w:p>
-    <w:p>
-      <w:r>
-        <w:br w:type="page"/>
-      </w:r>
-    </w:p>
-    <w:p>
-      <w:r>
-        <w:rPr>
-          <w:b/>
-          <w:color w:val="123A5F"/>
-          <w:sz w:val="30"/>
-        </w:rPr>
-        <w:lastRenderedPageBreak/>
-        <w:t>Deel 4</w:t>
-      </w:r>
-    </w:p>
-    <w:p>
-      <w:r>
-        <w:rPr>
-          <w:b/>
-          <w:color w:val="123A5F"/>
-          <w:sz w:val="26"/>
-        </w:rPr>
         <w:t>THUISVERPLEEGKUNDIGE</w:t>
       </w:r>
     </w:p>
@@ -9994,13 +8697,7 @@
         <w:rPr>
           <w:color w:val="2E3B47"/>
         </w:rPr>
-        <w:t>☐</w:t>
-      </w:r>
-      <w:r>
-        <w:rPr>
-          <w:color w:val="2E3B47"/>
-        </w:rPr>
-        <w:t xml:space="preserve"> Nee, niets veranderd</w:t>
+        <w:t>☐ Nee, niets veranderd</w:t>
       </w:r>
       <w:r>
         <w:rPr>
@@ -10020,13 +8717,7 @@
         <w:rPr>
           <w:color w:val="2E3B47"/>
         </w:rPr>
-        <w:t>☐</w:t>
-      </w:r>
-      <w:r>
-        <w:rPr>
-          <w:color w:val="2E3B47"/>
-        </w:rPr>
-        <w:t xml:space="preserve"> Ja, zie hieronder:</w:t>
+        <w:t>☐ Ja, zie hieronder:</w:t>
       </w:r>
     </w:p>
     <w:p>
@@ -10064,77 +8755,7 @@
         <w:rPr>
           <w:color w:val="2E3B47"/>
         </w:rPr>
-        <w:t xml:space="preserve">Nieuwe </w:t>
-      </w:r>
-      <w:proofErr w:type="gramStart"/>
-      <w:r>
-        <w:rPr>
-          <w:color w:val="2E3B47"/>
-        </w:rPr>
-        <w:t>frequentie: ....</w:t>
-      </w:r>
-      <w:proofErr w:type="gramEnd"/>
-      <w:r>
-        <w:rPr>
-          <w:color w:val="2E3B47"/>
-        </w:rPr>
-        <w:t xml:space="preserve">. </w:t>
-      </w:r>
-      <w:proofErr w:type="gramStart"/>
-      <w:r>
-        <w:rPr>
-          <w:color w:val="2E3B47"/>
-        </w:rPr>
-        <w:t>keer</w:t>
-      </w:r>
-      <w:proofErr w:type="gramEnd"/>
-      <w:r>
-        <w:rPr>
-          <w:color w:val="2E3B47"/>
-        </w:rPr>
-        <w:t xml:space="preserve"> per dag </w:t>
-      </w:r>
-      <w:proofErr w:type="gramStart"/>
-      <w:r>
-        <w:rPr>
-          <w:color w:val="2E3B47"/>
-        </w:rPr>
-        <w:t xml:space="preserve">  /</w:t>
-      </w:r>
-      <w:proofErr w:type="gramEnd"/>
-      <w:r>
-        <w:rPr>
-          <w:color w:val="2E3B47"/>
-        </w:rPr>
-        <w:t xml:space="preserve">  </w:t>
-      </w:r>
-      <w:proofErr w:type="gramStart"/>
-      <w:r>
-        <w:rPr>
-          <w:color w:val="2E3B47"/>
-        </w:rPr>
-        <w:t xml:space="preserve"> ....</w:t>
-      </w:r>
-      <w:proofErr w:type="gramEnd"/>
-      <w:r>
-        <w:rPr>
-          <w:color w:val="2E3B47"/>
-        </w:rPr>
-        <w:t xml:space="preserve">. </w:t>
-      </w:r>
-      <w:proofErr w:type="gramStart"/>
-      <w:r>
-        <w:rPr>
-          <w:color w:val="2E3B47"/>
-        </w:rPr>
-        <w:t>keer</w:t>
-      </w:r>
-      <w:proofErr w:type="gramEnd"/>
-      <w:r>
-        <w:rPr>
-          <w:color w:val="2E3B47"/>
-        </w:rPr>
-        <w:t xml:space="preserve"> per week</w:t>
+        <w:t>Nieuwe frequentie: ..... keer per dag   /   ..... keer per week</w:t>
       </w:r>
     </w:p>
     <w:p>
@@ -10233,21 +8854,7 @@
               <w:rPr>
                 <w:color w:val="2E3B47"/>
               </w:rPr>
-              <w:t>___/___/_____</w:t>
-            </w:r>
-            <w:proofErr w:type="gramStart"/>
-            <w:r>
-              <w:rPr>
-                <w:color w:val="2E3B47"/>
-              </w:rPr>
-              <w:t>_  tot</w:t>
-            </w:r>
-            <w:proofErr w:type="gramEnd"/>
-            <w:r>
-              <w:rPr>
-                <w:color w:val="2E3B47"/>
-              </w:rPr>
-              <w:t xml:space="preserve">  ___/___/______</w:t>
+              <w:t>___/___/______  tot  ___/___/______</w:t>
             </w:r>
           </w:p>
         </w:tc>
@@ -10367,21 +8974,7 @@
               <w:rPr>
                 <w:color w:val="2E3B47"/>
               </w:rPr>
-              <w:t>___/___/_____</w:t>
-            </w:r>
-            <w:proofErr w:type="gramStart"/>
-            <w:r>
-              <w:rPr>
-                <w:color w:val="2E3B47"/>
-              </w:rPr>
-              <w:t>_  tot</w:t>
-            </w:r>
-            <w:proofErr w:type="gramEnd"/>
-            <w:r>
-              <w:rPr>
-                <w:color w:val="2E3B47"/>
-              </w:rPr>
-              <w:t xml:space="preserve">  ___/___/______</w:t>
+              <w:t>___/___/______  tot  ___/___/______</w:t>
             </w:r>
           </w:p>
         </w:tc>
@@ -10501,21 +9094,7 @@
               <w:rPr>
                 <w:color w:val="2E3B47"/>
               </w:rPr>
-              <w:t>___/___/_____</w:t>
-            </w:r>
-            <w:proofErr w:type="gramStart"/>
-            <w:r>
-              <w:rPr>
-                <w:color w:val="2E3B47"/>
-              </w:rPr>
-              <w:t>_  tot</w:t>
-            </w:r>
-            <w:proofErr w:type="gramEnd"/>
-            <w:r>
-              <w:rPr>
-                <w:color w:val="2E3B47"/>
-              </w:rPr>
-              <w:t xml:space="preserve">  ___/___/______</w:t>
+              <w:t>___/___/______  tot  ___/___/______</w:t>
             </w:r>
           </w:p>
         </w:tc>
@@ -10635,21 +9214,7 @@
               <w:rPr>
                 <w:color w:val="2E3B47"/>
               </w:rPr>
-              <w:t>___/___/_____</w:t>
-            </w:r>
-            <w:proofErr w:type="gramStart"/>
-            <w:r>
-              <w:rPr>
-                <w:color w:val="2E3B47"/>
-              </w:rPr>
-              <w:t>_  tot</w:t>
-            </w:r>
-            <w:proofErr w:type="gramEnd"/>
-            <w:r>
-              <w:rPr>
-                <w:color w:val="2E3B47"/>
-              </w:rPr>
-              <w:t xml:space="preserve">  ___/___/______</w:t>
+              <w:t>___/___/______  tot  ___/___/______</w:t>
             </w:r>
           </w:p>
         </w:tc>
@@ -10782,13 +9347,7 @@
         <w:rPr>
           <w:color w:val="2E3B47"/>
         </w:rPr>
-        <w:t>☐</w:t>
-      </w:r>
-      <w:r>
-        <w:rPr>
-          <w:color w:val="2E3B47"/>
-        </w:rPr>
-        <w:t xml:space="preserve"> Nee, niets veranderd</w:t>
+        <w:t>☐ Nee, niets veranderd</w:t>
       </w:r>
       <w:r>
         <w:rPr>
@@ -10808,13 +9367,7 @@
         <w:rPr>
           <w:color w:val="2E3B47"/>
         </w:rPr>
-        <w:t>☐</w:t>
-      </w:r>
-      <w:r>
-        <w:rPr>
-          <w:color w:val="2E3B47"/>
-        </w:rPr>
-        <w:t xml:space="preserve"> Ja, zie hieronder:</w:t>
+        <w:t>☐ Ja, zie hieronder:</w:t>
       </w:r>
     </w:p>
     <w:p>
@@ -11317,16 +9870,14 @@
             <w:pPr>
               <w:jc w:val="center"/>
             </w:pPr>
-            <w:proofErr w:type="gramStart"/>
             <w:r>
               <w:rPr>
                 <w:b/>
                 <w:color w:val="123A5F"/>
               </w:rPr>
               <w:lastRenderedPageBreak/>
-              <w:t>Materiaal /</w:t>
-            </w:r>
-            <w:proofErr w:type="gramEnd"/>
+              <w:t>Materiaal/</w:t>
+            </w:r>
             <w:r>
               <w:rPr>
                 <w:b/>
@@ -11368,15 +9919,13 @@
               </w:rPr>
               <w:t>Kost (€</w:t>
             </w:r>
-            <w:proofErr w:type="gramStart"/>
             <w:r>
               <w:rPr>
                 <w:b/>
                 <w:color w:val="123A5F"/>
               </w:rPr>
-              <w:t>) /</w:t>
-            </w:r>
-            <w:proofErr w:type="gramEnd"/>
+              <w:t>)/</w:t>
+            </w:r>
             <w:r>
               <w:rPr>
                 <w:b/>
@@ -11796,21 +10345,7 @@
               <w:rPr>
                 <w:color w:val="2E3B47"/>
               </w:rPr>
-              <w:t>___/___/_____</w:t>
-            </w:r>
-            <w:proofErr w:type="gramStart"/>
-            <w:r>
-              <w:rPr>
-                <w:color w:val="2E3B47"/>
-              </w:rPr>
-              <w:t>_  (</w:t>
-            </w:r>
-            <w:proofErr w:type="gramEnd"/>
-            <w:r>
-              <w:rPr>
-                <w:color w:val="2E3B47"/>
-              </w:rPr>
-              <w:t>of periode: ___/___/______ tot ___/___/______)</w:t>
+              <w:t>___/___/______  (of periode: ___/___/______ tot ___/___/______)</w:t>
             </w:r>
             <w:r>
               <w:rPr>
@@ -11879,15 +10414,13 @@
             <w:tcW w:w="4536" w:type="dxa"/>
           </w:tcPr>
           <w:p>
-            <w:proofErr w:type="gramStart"/>
             <w:r>
               <w:rPr>
                 <w:b/>
                 <w:color w:val="123A5F"/>
               </w:rPr>
-              <w:t>Afdeling /</w:t>
-            </w:r>
-            <w:proofErr w:type="gramEnd"/>
+              <w:t>Afdeling/</w:t>
+            </w:r>
             <w:r>
               <w:rPr>
                 <w:b/>
@@ -11922,55 +10455,7 @@
               <w:rPr>
                 <w:color w:val="2E3B47"/>
               </w:rPr>
-              <w:t>☐</w:t>
-            </w:r>
-            <w:r>
-              <w:rPr>
-                <w:color w:val="2E3B47"/>
-              </w:rPr>
-              <w:t xml:space="preserve"> Endocrinologie/</w:t>
-            </w:r>
-            <w:proofErr w:type="gramStart"/>
-            <w:r>
-              <w:rPr>
-                <w:color w:val="2E3B47"/>
-              </w:rPr>
-              <w:t>Diabetologie  ☐</w:t>
-            </w:r>
-            <w:proofErr w:type="gramEnd"/>
-            <w:r>
-              <w:rPr>
-                <w:color w:val="2E3B47"/>
-              </w:rPr>
-              <w:t xml:space="preserve"> </w:t>
-            </w:r>
-            <w:proofErr w:type="gramStart"/>
-            <w:r>
-              <w:rPr>
-                <w:color w:val="2E3B47"/>
-              </w:rPr>
-              <w:t>Vaatheelkunde  ☐</w:t>
-            </w:r>
-            <w:proofErr w:type="gramEnd"/>
-            <w:r>
-              <w:rPr>
-                <w:color w:val="2E3B47"/>
-              </w:rPr>
-              <w:t xml:space="preserve"> </w:t>
-            </w:r>
-            <w:proofErr w:type="gramStart"/>
-            <w:r>
-              <w:rPr>
-                <w:color w:val="2E3B47"/>
-              </w:rPr>
-              <w:t>Orthopedie  ☐</w:t>
-            </w:r>
-            <w:proofErr w:type="gramEnd"/>
-            <w:r>
-              <w:rPr>
-                <w:color w:val="2E3B47"/>
-              </w:rPr>
-              <w:t xml:space="preserve"> Andere: ......</w:t>
+              <w:t>☐ Endocrinologie/Diabetologie  ☐ Vaatheelkunde  ☐ Orthopedie  ☐ Andere: ......</w:t>
             </w:r>
             <w:r>
               <w:rPr>
@@ -11990,21 +10475,7 @@
               <w:rPr>
                 <w:color w:val="2E3B47"/>
               </w:rPr>
-              <w:t xml:space="preserve">?  ☐ </w:t>
-            </w:r>
-            <w:proofErr w:type="gramStart"/>
-            <w:r>
-              <w:rPr>
-                <w:color w:val="2E3B47"/>
-              </w:rPr>
-              <w:t>Ja  ☐</w:t>
-            </w:r>
-            <w:proofErr w:type="gramEnd"/>
-            <w:r>
-              <w:rPr>
-                <w:color w:val="2E3B47"/>
-              </w:rPr>
-              <w:t xml:space="preserve"> Nee</w:t>
+              <w:t>?  ☐ Ja  ☐ Nee</w:t>
             </w:r>
           </w:p>
         </w:tc>
@@ -12164,21 +10635,7 @@
               <w:rPr>
                 <w:color w:val="2E3B47"/>
               </w:rPr>
-              <w:t>___/___/_____</w:t>
-            </w:r>
-            <w:proofErr w:type="gramStart"/>
-            <w:r>
-              <w:rPr>
-                <w:color w:val="2E3B47"/>
-              </w:rPr>
-              <w:t>_  (</w:t>
-            </w:r>
-            <w:proofErr w:type="gramEnd"/>
-            <w:r>
-              <w:rPr>
-                <w:color w:val="2E3B47"/>
-              </w:rPr>
-              <w:t>of periode: ___/___/______ tot ___/___/______)</w:t>
+              <w:t>___/___/______  (of periode: ___/___/______ tot ___/___/______)</w:t>
             </w:r>
             <w:r>
               <w:rPr>
@@ -12247,15 +10704,13 @@
             <w:tcW w:w="4536" w:type="dxa"/>
           </w:tcPr>
           <w:p>
-            <w:proofErr w:type="gramStart"/>
             <w:r>
               <w:rPr>
                 <w:b/>
                 <w:color w:val="123A5F"/>
               </w:rPr>
-              <w:t>Afdeling /</w:t>
-            </w:r>
-            <w:proofErr w:type="gramEnd"/>
+              <w:t>Afdeling/</w:t>
+            </w:r>
             <w:r>
               <w:rPr>
                 <w:b/>
@@ -12290,55 +10745,7 @@
               <w:rPr>
                 <w:color w:val="2E3B47"/>
               </w:rPr>
-              <w:t>☐</w:t>
-            </w:r>
-            <w:r>
-              <w:rPr>
-                <w:color w:val="2E3B47"/>
-              </w:rPr>
-              <w:t xml:space="preserve"> Endocrinologie/</w:t>
-            </w:r>
-            <w:proofErr w:type="gramStart"/>
-            <w:r>
-              <w:rPr>
-                <w:color w:val="2E3B47"/>
-              </w:rPr>
-              <w:t>Diabetologie  ☐</w:t>
-            </w:r>
-            <w:proofErr w:type="gramEnd"/>
-            <w:r>
-              <w:rPr>
-                <w:color w:val="2E3B47"/>
-              </w:rPr>
-              <w:t xml:space="preserve"> </w:t>
-            </w:r>
-            <w:proofErr w:type="gramStart"/>
-            <w:r>
-              <w:rPr>
-                <w:color w:val="2E3B47"/>
-              </w:rPr>
-              <w:t>Vaatheelkunde  ☐</w:t>
-            </w:r>
-            <w:proofErr w:type="gramEnd"/>
-            <w:r>
-              <w:rPr>
-                <w:color w:val="2E3B47"/>
-              </w:rPr>
-              <w:t xml:space="preserve"> </w:t>
-            </w:r>
-            <w:proofErr w:type="gramStart"/>
-            <w:r>
-              <w:rPr>
-                <w:color w:val="2E3B47"/>
-              </w:rPr>
-              <w:t>Orthopedie  ☐</w:t>
-            </w:r>
-            <w:proofErr w:type="gramEnd"/>
-            <w:r>
-              <w:rPr>
-                <w:color w:val="2E3B47"/>
-              </w:rPr>
-              <w:t xml:space="preserve"> Andere: ......</w:t>
+              <w:t>☐ Endocrinologie/Diabetologie  ☐ Vaatheelkunde  ☐ Orthopedie  ☐ Andere: ......</w:t>
             </w:r>
             <w:r>
               <w:rPr>
@@ -12358,21 +10765,7 @@
               <w:rPr>
                 <w:color w:val="2E3B47"/>
               </w:rPr>
-              <w:t xml:space="preserve">?  ☐ </w:t>
-            </w:r>
-            <w:proofErr w:type="gramStart"/>
-            <w:r>
-              <w:rPr>
-                <w:color w:val="2E3B47"/>
-              </w:rPr>
-              <w:t>Ja  ☐</w:t>
-            </w:r>
-            <w:proofErr w:type="gramEnd"/>
-            <w:r>
-              <w:rPr>
-                <w:color w:val="2E3B47"/>
-              </w:rPr>
-              <w:t xml:space="preserve"> Nee</w:t>
+              <w:t>?  ☐ Ja  ☐ Nee</w:t>
             </w:r>
           </w:p>
         </w:tc>
@@ -12710,147 +11103,62 @@
             <w:tcW w:w="4536" w:type="dxa"/>
           </w:tcPr>
           <w:p>
-            <w:proofErr w:type="gramStart"/>
             <w:r>
               <w:rPr>
                 <w:b/>
                 <w:color w:val="123A5F"/>
               </w:rPr>
-              <w:t>Afdeling /</w:t>
-            </w:r>
-            <w:proofErr w:type="gramEnd"/>
+              <w:t xml:space="preserve">Afdeling / </w:t>
+            </w:r>
+            <w:proofErr w:type="spellStart"/>
             <w:r>
               <w:rPr>
                 <w:b/>
                 <w:color w:val="123A5F"/>
               </w:rPr>
-              <w:t xml:space="preserve"> </w:t>
+              <w:t>voetgerelateerd</w:t>
+            </w:r>
+            <w:proofErr w:type="spellEnd"/>
+            <w:r>
+              <w:rPr>
+                <w:b/>
+                <w:color w:val="123A5F"/>
+              </w:rPr>
+              <w:t>?</w:t>
+            </w:r>
+          </w:p>
+        </w:tc>
+        <w:tc>
+          <w:tcPr>
+            <w:tcW w:w="4536" w:type="dxa"/>
+          </w:tcPr>
+          <w:p>
+            <w:r>
+              <w:rPr>
+                <w:color w:val="2E3B47"/>
+              </w:rPr>
+              <w:t>☐ Endocrinologie/Diabetologie  ☐ Vaatheelkunde  ☐ Orthopedie  ☐ Andere: ......</w:t>
+            </w:r>
+            <w:r>
+              <w:rPr>
+                <w:color w:val="2E3B47"/>
+              </w:rPr>
+              <w:br/>
+              <w:t xml:space="preserve">Spoedopname?  ☐ Ja  ☐ Nee     </w:t>
             </w:r>
             <w:proofErr w:type="spellStart"/>
             <w:r>
               <w:rPr>
-                <w:b/>
-                <w:color w:val="123A5F"/>
-              </w:rPr>
-              <w:t>voetgerelateerd</w:t>
+                <w:color w:val="2E3B47"/>
+              </w:rPr>
+              <w:t>Voetgerelateerd</w:t>
             </w:r>
             <w:proofErr w:type="spellEnd"/>
             <w:r>
               <w:rPr>
-                <w:b/>
-                <w:color w:val="123A5F"/>
-              </w:rPr>
-              <w:t>?</w:t>
-            </w:r>
-          </w:p>
-        </w:tc>
-        <w:tc>
-          <w:tcPr>
-            <w:tcW w:w="4536" w:type="dxa"/>
-          </w:tcPr>
-          <w:p>
-            <w:r>
-              <w:rPr>
-                <w:color w:val="2E3B47"/>
-              </w:rPr>
-              <w:t>☐</w:t>
-            </w:r>
-            <w:r>
-              <w:rPr>
-                <w:color w:val="2E3B47"/>
-              </w:rPr>
-              <w:t xml:space="preserve"> Endocrinologie/</w:t>
-            </w:r>
-            <w:proofErr w:type="gramStart"/>
-            <w:r>
-              <w:rPr>
-                <w:color w:val="2E3B47"/>
-              </w:rPr>
-              <w:t>Diabetologie  ☐</w:t>
-            </w:r>
-            <w:proofErr w:type="gramEnd"/>
-            <w:r>
-              <w:rPr>
-                <w:color w:val="2E3B47"/>
-              </w:rPr>
-              <w:t xml:space="preserve"> </w:t>
-            </w:r>
-            <w:proofErr w:type="gramStart"/>
-            <w:r>
-              <w:rPr>
-                <w:color w:val="2E3B47"/>
-              </w:rPr>
-              <w:t>Vaatheelkunde  ☐</w:t>
-            </w:r>
-            <w:proofErr w:type="gramEnd"/>
-            <w:r>
-              <w:rPr>
-                <w:color w:val="2E3B47"/>
-              </w:rPr>
-              <w:t xml:space="preserve"> </w:t>
-            </w:r>
-            <w:proofErr w:type="gramStart"/>
-            <w:r>
-              <w:rPr>
-                <w:color w:val="2E3B47"/>
-              </w:rPr>
-              <w:t>Orthopedie  ☐</w:t>
-            </w:r>
-            <w:proofErr w:type="gramEnd"/>
-            <w:r>
-              <w:rPr>
-                <w:color w:val="2E3B47"/>
-              </w:rPr>
-              <w:t xml:space="preserve"> Andere: ......</w:t>
-            </w:r>
-            <w:r>
-              <w:rPr>
-                <w:color w:val="2E3B47"/>
-              </w:rPr>
-              <w:br/>
-              <w:t xml:space="preserve">Spoedopname?  ☐ </w:t>
-            </w:r>
-            <w:proofErr w:type="gramStart"/>
-            <w:r>
-              <w:rPr>
-                <w:color w:val="2E3B47"/>
-              </w:rPr>
-              <w:t>Ja  ☐</w:t>
-            </w:r>
-            <w:proofErr w:type="gramEnd"/>
-            <w:r>
-              <w:rPr>
-                <w:color w:val="2E3B47"/>
-              </w:rPr>
-              <w:t xml:space="preserve"> Nee     </w:t>
-            </w:r>
-            <w:proofErr w:type="spellStart"/>
-            <w:r>
-              <w:rPr>
-                <w:color w:val="2E3B47"/>
-              </w:rPr>
-              <w:t>Voetgerelateerd</w:t>
-            </w:r>
-            <w:proofErr w:type="spellEnd"/>
-            <w:r>
-              <w:rPr>
-                <w:color w:val="2E3B47"/>
-              </w:rPr>
-              <w:t xml:space="preserve">?  ☐ </w:t>
-            </w:r>
-            <w:proofErr w:type="gramStart"/>
-            <w:r>
-              <w:rPr>
-                <w:color w:val="2E3B47"/>
-              </w:rPr>
-              <w:t>Ja  ☐</w:t>
-            </w:r>
-            <w:proofErr w:type="gramEnd"/>
-            <w:r>
-              <w:rPr>
-                <w:color w:val="2E3B47"/>
-              </w:rPr>
-              <w:t xml:space="preserve"> Nee</w:t>
+                <w:color w:val="2E3B47"/>
+              </w:rPr>
+              <w:t>?  ☐ Ja  ☐ Nee</w:t>
             </w:r>
           </w:p>
         </w:tc>
@@ -13072,147 +11380,62 @@
             <w:tcW w:w="4536" w:type="dxa"/>
           </w:tcPr>
           <w:p>
-            <w:proofErr w:type="gramStart"/>
             <w:r>
               <w:rPr>
                 <w:b/>
                 <w:color w:val="123A5F"/>
               </w:rPr>
-              <w:t>Afdeling /</w:t>
-            </w:r>
-            <w:proofErr w:type="gramEnd"/>
+              <w:t xml:space="preserve">Afdeling / </w:t>
+            </w:r>
+            <w:proofErr w:type="spellStart"/>
             <w:r>
               <w:rPr>
                 <w:b/>
                 <w:color w:val="123A5F"/>
               </w:rPr>
-              <w:t xml:space="preserve"> </w:t>
+              <w:t>voetgerelateerd</w:t>
+            </w:r>
+            <w:proofErr w:type="spellEnd"/>
+            <w:r>
+              <w:rPr>
+                <w:b/>
+                <w:color w:val="123A5F"/>
+              </w:rPr>
+              <w:t>?</w:t>
+            </w:r>
+          </w:p>
+        </w:tc>
+        <w:tc>
+          <w:tcPr>
+            <w:tcW w:w="4536" w:type="dxa"/>
+          </w:tcPr>
+          <w:p>
+            <w:r>
+              <w:rPr>
+                <w:color w:val="2E3B47"/>
+              </w:rPr>
+              <w:t>☐ Endocrinologie/Diabetologie  ☐ Vaatheelkunde  ☐ Orthopedie  ☐ Andere: ......</w:t>
+            </w:r>
+            <w:r>
+              <w:rPr>
+                <w:color w:val="2E3B47"/>
+              </w:rPr>
+              <w:br/>
+              <w:t xml:space="preserve">Spoedopname?  ☐ Ja  ☐ Nee     </w:t>
             </w:r>
             <w:proofErr w:type="spellStart"/>
             <w:r>
               <w:rPr>
-                <w:b/>
-                <w:color w:val="123A5F"/>
-              </w:rPr>
-              <w:t>voetgerelateerd</w:t>
+                <w:color w:val="2E3B47"/>
+              </w:rPr>
+              <w:t>Voetgerelateerd</w:t>
             </w:r>
             <w:proofErr w:type="spellEnd"/>
             <w:r>
               <w:rPr>
-                <w:b/>
-                <w:color w:val="123A5F"/>
-              </w:rPr>
-              <w:t>?</w:t>
-            </w:r>
-          </w:p>
-        </w:tc>
-        <w:tc>
-          <w:tcPr>
-            <w:tcW w:w="4536" w:type="dxa"/>
-          </w:tcPr>
-          <w:p>
-            <w:r>
-              <w:rPr>
-                <w:color w:val="2E3B47"/>
-              </w:rPr>
-              <w:t>☐</w:t>
-            </w:r>
-            <w:r>
-              <w:rPr>
-                <w:color w:val="2E3B47"/>
-              </w:rPr>
-              <w:t xml:space="preserve"> Endocrinologie/</w:t>
-            </w:r>
-            <w:proofErr w:type="gramStart"/>
-            <w:r>
-              <w:rPr>
-                <w:color w:val="2E3B47"/>
-              </w:rPr>
-              <w:t>Diabetologie  ☐</w:t>
-            </w:r>
-            <w:proofErr w:type="gramEnd"/>
-            <w:r>
-              <w:rPr>
-                <w:color w:val="2E3B47"/>
-              </w:rPr>
-              <w:t xml:space="preserve"> </w:t>
-            </w:r>
-            <w:proofErr w:type="gramStart"/>
-            <w:r>
-              <w:rPr>
-                <w:color w:val="2E3B47"/>
-              </w:rPr>
-              <w:t>Vaatheelkunde  ☐</w:t>
-            </w:r>
-            <w:proofErr w:type="gramEnd"/>
-            <w:r>
-              <w:rPr>
-                <w:color w:val="2E3B47"/>
-              </w:rPr>
-              <w:t xml:space="preserve"> </w:t>
-            </w:r>
-            <w:proofErr w:type="gramStart"/>
-            <w:r>
-              <w:rPr>
-                <w:color w:val="2E3B47"/>
-              </w:rPr>
-              <w:t>Orthopedie  ☐</w:t>
-            </w:r>
-            <w:proofErr w:type="gramEnd"/>
-            <w:r>
-              <w:rPr>
-                <w:color w:val="2E3B47"/>
-              </w:rPr>
-              <w:t xml:space="preserve"> Andere: ......</w:t>
-            </w:r>
-            <w:r>
-              <w:rPr>
-                <w:color w:val="2E3B47"/>
-              </w:rPr>
-              <w:br/>
-              <w:t xml:space="preserve">Spoedopname?  ☐ </w:t>
-            </w:r>
-            <w:proofErr w:type="gramStart"/>
-            <w:r>
-              <w:rPr>
-                <w:color w:val="2E3B47"/>
-              </w:rPr>
-              <w:t>Ja  ☐</w:t>
-            </w:r>
-            <w:proofErr w:type="gramEnd"/>
-            <w:r>
-              <w:rPr>
-                <w:color w:val="2E3B47"/>
-              </w:rPr>
-              <w:t xml:space="preserve"> Nee     </w:t>
-            </w:r>
-            <w:proofErr w:type="spellStart"/>
-            <w:r>
-              <w:rPr>
-                <w:color w:val="2E3B47"/>
-              </w:rPr>
-              <w:t>Voetgerelateerd</w:t>
-            </w:r>
-            <w:proofErr w:type="spellEnd"/>
-            <w:r>
-              <w:rPr>
-                <w:color w:val="2E3B47"/>
-              </w:rPr>
-              <w:t xml:space="preserve">?  ☐ </w:t>
-            </w:r>
-            <w:proofErr w:type="gramStart"/>
-            <w:r>
-              <w:rPr>
-                <w:color w:val="2E3B47"/>
-              </w:rPr>
-              <w:t>Ja  ☐</w:t>
-            </w:r>
-            <w:proofErr w:type="gramEnd"/>
-            <w:r>
-              <w:rPr>
-                <w:color w:val="2E3B47"/>
-              </w:rPr>
-              <w:t xml:space="preserve"> Nee</w:t>
+                <w:color w:val="2E3B47"/>
+              </w:rPr>
+              <w:t>?  ☐ Ja  ☐ Nee</w:t>
             </w:r>
           </w:p>
         </w:tc>
@@ -13523,25 +11746,7 @@
         <w:sz w:val="16"/>
         <w:szCs w:val="16"/>
       </w:rPr>
-      <w:t>PARADISE-</w:t>
-    </w:r>
-    <w:proofErr w:type="gramStart"/>
-    <w:r>
-      <w:rPr>
-        <w:color w:val="59636E"/>
-        <w:sz w:val="16"/>
-        <w:szCs w:val="16"/>
-      </w:rPr>
-      <w:t>studie  ·</w:t>
-    </w:r>
-    <w:proofErr w:type="gramEnd"/>
-    <w:r>
-      <w:rPr>
-        <w:color w:val="59636E"/>
-        <w:sz w:val="16"/>
-        <w:szCs w:val="16"/>
-      </w:rPr>
-      <w:t xml:space="preserve">  eCRF 45b: </w:t>
+      <w:t xml:space="preserve">PARADISE-studie  ·  eCRF 45b: </w:t>
     </w:r>
     <w:proofErr w:type="spellStart"/>
     <w:r>
@@ -13559,27 +11764,8 @@
         <w:sz w:val="16"/>
         <w:szCs w:val="16"/>
       </w:rPr>
-      <w:t xml:space="preserve"> dagboek (vervolg) </w:t>
+      <w:t xml:space="preserve"> dagboek (vervolg) ·  Versie </w:t>
     </w:r>
-    <w:proofErr w:type="gramStart"/>
-    <w:r>
-      <w:rPr>
-        <w:color w:val="59636E"/>
-        <w:sz w:val="16"/>
-        <w:szCs w:val="16"/>
-      </w:rPr>
-      <w:t>·  Versie</w:t>
-    </w:r>
-    <w:proofErr w:type="gramEnd"/>
-    <w:r>
-      <w:rPr>
-        <w:color w:val="59636E"/>
-        <w:sz w:val="16"/>
-        <w:szCs w:val="16"/>
-      </w:rPr>
-      <w:t xml:space="preserve"> </w:t>
-    </w:r>
-    <w:proofErr w:type="gramStart"/>
     <w:r>
       <w:rPr>
         <w:i/>
@@ -13588,9 +11774,16 @@
         <w:sz w:val="16"/>
         <w:szCs w:val="16"/>
       </w:rPr>
-      <w:t>[ 1.0</w:t>
+      <w:t>[ 1.0 ]</w:t>
     </w:r>
-    <w:proofErr w:type="gramEnd"/>
+    <w:r>
+      <w:rPr>
+        <w:color w:val="59636E"/>
+        <w:sz w:val="16"/>
+        <w:szCs w:val="16"/>
+      </w:rPr>
+      <w:t xml:space="preserve">  ·  </w:t>
+    </w:r>
     <w:r>
       <w:rPr>
         <w:i/>
@@ -13599,18 +11792,7 @@
         <w:sz w:val="16"/>
         <w:szCs w:val="16"/>
       </w:rPr>
-      <w:t xml:space="preserve"> </w:t>
-    </w:r>
-    <w:proofErr w:type="gramStart"/>
-    <w:r>
-      <w:rPr>
-        <w:i/>
-        <w:iCs/>
-        <w:color w:val="59636E"/>
-        <w:sz w:val="16"/>
-        <w:szCs w:val="16"/>
-      </w:rPr>
-      <w:t>]</w:t>
+      <w:t>[ 27/07/2026 ]</w:t>
     </w:r>
     <w:r>
       <w:rPr>
@@ -13618,76 +11800,7 @@
         <w:sz w:val="16"/>
         <w:szCs w:val="16"/>
       </w:rPr>
-      <w:t xml:space="preserve">  ·</w:t>
-    </w:r>
-    <w:proofErr w:type="gramEnd"/>
-    <w:r>
-      <w:rPr>
-        <w:color w:val="59636E"/>
-        <w:sz w:val="16"/>
-        <w:szCs w:val="16"/>
-      </w:rPr>
-      <w:t xml:space="preserve">  </w:t>
-    </w:r>
-    <w:proofErr w:type="gramStart"/>
-    <w:r>
-      <w:rPr>
-        <w:i/>
-        <w:iCs/>
-        <w:color w:val="59636E"/>
-        <w:sz w:val="16"/>
-        <w:szCs w:val="16"/>
-      </w:rPr>
-      <w:t>[ 27</w:t>
-    </w:r>
-    <w:proofErr w:type="gramEnd"/>
-    <w:r>
-      <w:rPr>
-        <w:i/>
-        <w:iCs/>
-        <w:color w:val="59636E"/>
-        <w:sz w:val="16"/>
-        <w:szCs w:val="16"/>
-      </w:rPr>
-      <w:t>/07/</w:t>
-    </w:r>
-    <w:proofErr w:type="gramStart"/>
-    <w:r>
-      <w:rPr>
-        <w:i/>
-        <w:iCs/>
-        <w:color w:val="59636E"/>
-        <w:sz w:val="16"/>
-        <w:szCs w:val="16"/>
-      </w:rPr>
-      <w:t>2026 ]</w:t>
-    </w:r>
-    <w:proofErr w:type="gramEnd"/>
-    <w:r>
-      <w:rPr>
-        <w:color w:val="59636E"/>
-        <w:sz w:val="16"/>
-        <w:szCs w:val="16"/>
-      </w:rPr>
-      <w:t xml:space="preserve">  </w:t>
-    </w:r>
-    <w:proofErr w:type="gramStart"/>
-    <w:r>
-      <w:rPr>
-        <w:color w:val="59636E"/>
-        <w:sz w:val="16"/>
-        <w:szCs w:val="16"/>
-      </w:rPr>
-      <w:t>·  Pagina</w:t>
-    </w:r>
-    <w:proofErr w:type="gramEnd"/>
-    <w:r>
-      <w:rPr>
-        <w:color w:val="59636E"/>
-        <w:sz w:val="16"/>
-        <w:szCs w:val="16"/>
-      </w:rPr>
-      <w:t xml:space="preserve"> </w:t>
+      <w:t xml:space="preserve">  ·  Pagina </w:t>
     </w:r>
     <w:r>
       <w:rPr>
